--- a/temp_Proposal/11_Handoff/ICEBREAKER_기획자_작업전달서.docx
+++ b/temp_Proposal/11_Handoff/ICEBREAKER_기획자_작업전달서.docx
@@ -8,7 +8,7 @@
       </w:pPr>
       <w:r>
         <w:rPr>
-          <w:rFonts w:ascii="Noto Sans KR" w:hAnsi="Noto Sans KR" w:eastAsia="Noto Sans KR" w:cs="Noto Sans KR" w:hint="eastAsia"/>
+          <w:rFonts w:ascii="Apple SD Gothic Neo" w:hAnsi="Apple SD Gothic Neo" w:eastAsia="Apple SD Gothic Neo" w:cs="Apple SD Gothic Neo" w:hint="eastAsia"/>
           <w:b/>
           <w:color w:val="F39A3D"/>
           <w:sz w:val="22"/>
@@ -71,7 +71,7 @@
             </w:pPr>
             <w:r>
               <w:rPr>
-                <w:rFonts w:ascii="Noto Sans KR" w:hAnsi="Noto Sans KR" w:eastAsia="Noto Sans KR" w:cs="Noto Sans KR" w:hint="eastAsia"/>
+                <w:rFonts w:ascii="Apple SD Gothic Neo" w:hAnsi="Apple SD Gothic Neo" w:eastAsia="Apple SD Gothic Neo" w:cs="Apple SD Gothic Neo" w:hint="eastAsia"/>
                 <w:b/>
                 <w:color w:val="0B2545"/>
                 <w:sz w:val="19"/>
@@ -99,7 +99,7 @@
             </w:pPr>
             <w:r>
               <w:rPr>
-                <w:rFonts w:ascii="Noto Sans KR" w:hAnsi="Noto Sans KR" w:eastAsia="Noto Sans KR" w:cs="Noto Sans KR" w:hint="eastAsia"/>
+                <w:rFonts w:ascii="Apple SD Gothic Neo" w:hAnsi="Apple SD Gothic Neo" w:eastAsia="Apple SD Gothic Neo" w:cs="Apple SD Gothic Neo" w:hint="eastAsia"/>
                 <w:b w:val="0"/>
                 <w:color w:val="000000"/>
                 <w:sz w:val="19"/>
@@ -128,7 +128,7 @@
             </w:pPr>
             <w:r>
               <w:rPr>
-                <w:rFonts w:ascii="Noto Sans KR" w:hAnsi="Noto Sans KR" w:eastAsia="Noto Sans KR" w:cs="Noto Sans KR" w:hint="eastAsia"/>
+                <w:rFonts w:ascii="Apple SD Gothic Neo" w:hAnsi="Apple SD Gothic Neo" w:eastAsia="Apple SD Gothic Neo" w:cs="Apple SD Gothic Neo" w:hint="eastAsia"/>
                 <w:b/>
                 <w:color w:val="0B2545"/>
                 <w:sz w:val="19"/>
@@ -156,7 +156,7 @@
             </w:pPr>
             <w:r>
               <w:rPr>
-                <w:rFonts w:ascii="Noto Sans KR" w:hAnsi="Noto Sans KR" w:eastAsia="Noto Sans KR" w:cs="Noto Sans KR" w:hint="eastAsia"/>
+                <w:rFonts w:ascii="Apple SD Gothic Neo" w:hAnsi="Apple SD Gothic Neo" w:eastAsia="Apple SD Gothic Neo" w:cs="Apple SD Gothic Neo" w:hint="eastAsia"/>
                 <w:b w:val="0"/>
                 <w:color w:val="000000"/>
                 <w:sz w:val="19"/>
@@ -190,7 +190,7 @@
             </w:pPr>
             <w:r>
               <w:rPr>
-                <w:rFonts w:ascii="Noto Sans KR" w:hAnsi="Noto Sans KR" w:eastAsia="Noto Sans KR" w:cs="Noto Sans KR" w:hint="eastAsia"/>
+                <w:rFonts w:ascii="Apple SD Gothic Neo" w:hAnsi="Apple SD Gothic Neo" w:eastAsia="Apple SD Gothic Neo" w:cs="Apple SD Gothic Neo" w:hint="eastAsia"/>
                 <w:b/>
                 <w:color w:val="0B2545"/>
                 <w:sz w:val="19"/>
@@ -218,7 +218,7 @@
             </w:pPr>
             <w:r>
               <w:rPr>
-                <w:rFonts w:ascii="Noto Sans KR" w:hAnsi="Noto Sans KR" w:eastAsia="Noto Sans KR" w:cs="Noto Sans KR" w:hint="eastAsia"/>
+                <w:rFonts w:ascii="Apple SD Gothic Neo" w:hAnsi="Apple SD Gothic Neo" w:eastAsia="Apple SD Gothic Neo" w:cs="Apple SD Gothic Neo" w:hint="eastAsia"/>
                 <w:b w:val="0"/>
                 <w:color w:val="000000"/>
                 <w:sz w:val="19"/>
@@ -247,7 +247,7 @@
             </w:pPr>
             <w:r>
               <w:rPr>
-                <w:rFonts w:ascii="Noto Sans KR" w:hAnsi="Noto Sans KR" w:eastAsia="Noto Sans KR" w:cs="Noto Sans KR" w:hint="eastAsia"/>
+                <w:rFonts w:ascii="Apple SD Gothic Neo" w:hAnsi="Apple SD Gothic Neo" w:eastAsia="Apple SD Gothic Neo" w:cs="Apple SD Gothic Neo" w:hint="eastAsia"/>
                 <w:b/>
                 <w:color w:val="0B2545"/>
                 <w:sz w:val="19"/>
@@ -275,7 +275,7 @@
             </w:pPr>
             <w:r>
               <w:rPr>
-                <w:rFonts w:ascii="Noto Sans KR" w:hAnsi="Noto Sans KR" w:eastAsia="Noto Sans KR" w:cs="Noto Sans KR" w:hint="eastAsia"/>
+                <w:rFonts w:ascii="Apple SD Gothic Neo" w:hAnsi="Apple SD Gothic Neo" w:eastAsia="Apple SD Gothic Neo" w:cs="Apple SD Gothic Neo" w:hint="eastAsia"/>
                 <w:b w:val="0"/>
                 <w:color w:val="000000"/>
                 <w:sz w:val="19"/>
@@ -309,7 +309,7 @@
             </w:pPr>
             <w:r>
               <w:rPr>
-                <w:rFonts w:ascii="Noto Sans KR" w:hAnsi="Noto Sans KR" w:eastAsia="Noto Sans KR" w:cs="Noto Sans KR" w:hint="eastAsia"/>
+                <w:rFonts w:ascii="Apple SD Gothic Neo" w:hAnsi="Apple SD Gothic Neo" w:eastAsia="Apple SD Gothic Neo" w:cs="Apple SD Gothic Neo" w:hint="eastAsia"/>
                 <w:b/>
                 <w:color w:val="0B2545"/>
                 <w:sz w:val="19"/>
@@ -337,7 +337,7 @@
             </w:pPr>
             <w:r>
               <w:rPr>
-                <w:rFonts w:ascii="Noto Sans KR" w:hAnsi="Noto Sans KR" w:eastAsia="Noto Sans KR" w:cs="Noto Sans KR" w:hint="eastAsia"/>
+                <w:rFonts w:ascii="Apple SD Gothic Neo" w:hAnsi="Apple SD Gothic Neo" w:eastAsia="Apple SD Gothic Neo" w:cs="Apple SD Gothic Neo" w:hint="eastAsia"/>
                 <w:b w:val="0"/>
                 <w:color w:val="000000"/>
                 <w:sz w:val="19"/>
@@ -366,7 +366,7 @@
             </w:pPr>
             <w:r>
               <w:rPr>
-                <w:rFonts w:ascii="Noto Sans KR" w:hAnsi="Noto Sans KR" w:eastAsia="Noto Sans KR" w:cs="Noto Sans KR" w:hint="eastAsia"/>
+                <w:rFonts w:ascii="Apple SD Gothic Neo" w:hAnsi="Apple SD Gothic Neo" w:eastAsia="Apple SD Gothic Neo" w:cs="Apple SD Gothic Neo" w:hint="eastAsia"/>
                 <w:b/>
                 <w:color w:val="0B2545"/>
                 <w:sz w:val="19"/>
@@ -394,7 +394,7 @@
             </w:pPr>
             <w:r>
               <w:rPr>
-                <w:rFonts w:ascii="Noto Sans KR" w:hAnsi="Noto Sans KR" w:eastAsia="Noto Sans KR" w:cs="Noto Sans KR" w:hint="eastAsia"/>
+                <w:rFonts w:ascii="Apple SD Gothic Neo" w:hAnsi="Apple SD Gothic Neo" w:eastAsia="Apple SD Gothic Neo" w:cs="Apple SD Gothic Neo" w:hint="eastAsia"/>
                 <w:b w:val="0"/>
                 <w:color w:val="000000"/>
                 <w:sz w:val="19"/>
@@ -445,7 +445,7 @@
             </w:pPr>
             <w:r>
               <w:rPr>
-                <w:rFonts w:ascii="Noto Sans KR" w:hAnsi="Noto Sans KR" w:eastAsia="Noto Sans KR" w:cs="Noto Sans KR" w:hint="eastAsia"/>
+                <w:rFonts w:ascii="Apple SD Gothic Neo" w:hAnsi="Apple SD Gothic Neo" w:eastAsia="Apple SD Gothic Neo" w:cs="Apple SD Gothic Neo" w:hint="eastAsia"/>
                 <w:b/>
                 <w:color w:val="66D3BA"/>
                 <w:sz w:val="21"/>
@@ -456,7 +456,7 @@
             </w:r>
             <w:r>
               <w:rPr>
-                <w:rFonts w:ascii="Noto Sans KR" w:hAnsi="Noto Sans KR" w:eastAsia="Noto Sans KR" w:cs="Noto Sans KR" w:hint="eastAsia"/>
+                <w:rFonts w:ascii="Apple SD Gothic Neo" w:hAnsi="Apple SD Gothic Neo" w:eastAsia="Apple SD Gothic Neo" w:cs="Apple SD Gothic Neo" w:hint="eastAsia"/>
                 <w:b/>
                 <w:color w:val="0B1F33"/>
                 <w:sz w:val="23"/>
@@ -476,7 +476,7 @@
     <w:p>
       <w:r>
         <w:rPr>
-          <w:rFonts w:ascii="Noto Sans KR" w:hAnsi="Noto Sans KR" w:eastAsia="Noto Sans KR" w:cs="Noto Sans KR" w:hint="eastAsia"/>
+          <w:rFonts w:ascii="Apple SD Gothic Neo" w:hAnsi="Apple SD Gothic Neo" w:eastAsia="Apple SD Gothic Neo" w:cs="Apple SD Gothic Neo" w:hint="eastAsia"/>
           <w:b/>
           <w:color w:val="58C9F2"/>
           <w:sz w:val="22"/>
@@ -486,7 +486,7 @@
       </w:r>
       <w:r>
         <w:rPr>
-          <w:rFonts w:ascii="Noto Sans KR" w:hAnsi="Noto Sans KR" w:eastAsia="Noto Sans KR" w:cs="Noto Sans KR" w:hint="eastAsia"/>
+          <w:rFonts w:ascii="Apple SD Gothic Neo" w:hAnsi="Apple SD Gothic Neo" w:eastAsia="Apple SD Gothic Neo" w:cs="Apple SD Gothic Neo" w:hint="eastAsia"/>
           <w:b/>
           <w:color w:val="0B1F33"/>
           <w:sz w:val="23"/>
@@ -501,7 +501,7 @@
       </w:pPr>
       <w:r>
         <w:rPr>
-          <w:rFonts w:ascii="Noto Sans KR" w:hAnsi="Noto Sans KR" w:eastAsia="Noto Sans KR" w:cs="Noto Sans KR" w:hint="eastAsia"/>
+          <w:rFonts w:ascii="Apple SD Gothic Neo" w:hAnsi="Apple SD Gothic Neo" w:eastAsia="Apple SD Gothic Neo" w:cs="Apple SD Gothic Neo" w:hint="eastAsia"/>
           <w:b/>
           <w:color w:val="F39A3D"/>
           <w:sz w:val="20"/>
@@ -511,7 +511,7 @@
       </w:r>
       <w:r>
         <w:rPr>
-          <w:rFonts w:ascii="Noto Sans KR" w:hAnsi="Noto Sans KR" w:eastAsia="Noto Sans KR" w:cs="Noto Sans KR" w:hint="eastAsia"/>
+          <w:rFonts w:ascii="Apple SD Gothic Neo" w:hAnsi="Apple SD Gothic Neo" w:eastAsia="Apple SD Gothic Neo" w:cs="Apple SD Gothic Neo" w:hint="eastAsia"/>
           <w:color w:val="5C6F7B"/>
           <w:sz w:val="20"/>
           <w:lang w:val="en-US" w:eastAsia="ko-KR"/>
@@ -525,7 +525,7 @@
       </w:pPr>
       <w:r>
         <w:rPr>
-          <w:rFonts w:ascii="Noto Sans KR" w:hAnsi="Noto Sans KR" w:eastAsia="Noto Sans KR" w:cs="Noto Sans KR" w:hint="eastAsia"/>
+          <w:rFonts w:ascii="Apple SD Gothic Neo" w:hAnsi="Apple SD Gothic Neo" w:eastAsia="Apple SD Gothic Neo" w:cs="Apple SD Gothic Neo" w:hint="eastAsia"/>
           <w:b/>
           <w:color w:val="58C9F2"/>
           <w:sz w:val="20"/>
@@ -535,7 +535,7 @@
       </w:r>
       <w:r>
         <w:rPr>
-          <w:rFonts w:ascii="Noto Sans KR" w:hAnsi="Noto Sans KR" w:eastAsia="Noto Sans KR" w:cs="Noto Sans KR" w:hint="eastAsia"/>
+          <w:rFonts w:ascii="Apple SD Gothic Neo" w:hAnsi="Apple SD Gothic Neo" w:eastAsia="Apple SD Gothic Neo" w:cs="Apple SD Gothic Neo" w:hint="eastAsia"/>
           <w:color w:val="5C6F7B"/>
           <w:sz w:val="20"/>
           <w:lang w:val="en-US" w:eastAsia="ko-KR"/>
@@ -564,11 +564,11 @@
       </w:pPr>
       <w:r>
         <w:rPr>
-          <w:rFonts w:ascii="Noto Sans KR" w:hAnsi="Noto Sans KR" w:eastAsia="Noto Sans KR" w:cs="Noto Sans KR" w:hint="eastAsia"/>
+          <w:rFonts w:ascii="Apple SD Gothic Neo" w:hAnsi="Apple SD Gothic Neo" w:eastAsia="Apple SD Gothic Neo" w:cs="Apple SD Gothic Neo" w:hint="eastAsia"/>
           <w:sz w:val="22"/>
           <w:lang w:val="en-US" w:eastAsia="ko-KR"/>
         </w:rPr>
-        <w:t>480×56 축소 게임 바에서 정비·운항 현황을 보고 쇄빙 시작을 누릅니다.</w:t>
+        <w:t>800×72 축소 게임 바에서 정비·운항 현황을 보고 쇄빙 시작을 누릅니다.</w:t>
       </w:r>
     </w:p>
     <w:p>
@@ -579,11 +579,11 @@
       </w:pPr>
       <w:r>
         <w:rPr>
-          <w:rFonts w:ascii="Noto Sans KR" w:hAnsi="Noto Sans KR" w:eastAsia="Noto Sans KR" w:cs="Noto Sans KR" w:hint="eastAsia"/>
+          <w:rFonts w:ascii="Apple SD Gothic Neo" w:hAnsi="Apple SD Gothic Neo" w:eastAsia="Apple SD Gothic Neo" w:cs="Apple SD Gothic Neo" w:hint="eastAsia"/>
           <w:sz w:val="22"/>
           <w:lang w:val="en-US" w:eastAsia="ko-KR"/>
         </w:rPr>
-        <w:t>3·2·1 뒤 720×480으로 확장되고 60초 동안 최대 20개의 얼음을 부숩니다.</w:t>
+        <w:t>3·2·1 뒤 960×540으로 확장되고 60초 동안 최대 20개의 얼음을 부숩니다.</w:t>
       </w:r>
     </w:p>
     <w:p>
@@ -594,7 +594,7 @@
       </w:pPr>
       <w:r>
         <w:rPr>
-          <w:rFonts w:ascii="Noto Sans KR" w:hAnsi="Noto Sans KR" w:eastAsia="Noto Sans KR" w:cs="Noto Sans KR" w:hint="eastAsia"/>
+          <w:rFonts w:ascii="Apple SD Gothic Neo" w:hAnsi="Apple SD Gothic Neo" w:eastAsia="Apple SD Gothic Neo" w:cs="Apple SD Gothic Neo" w:hint="eastAsia"/>
           <w:sz w:val="22"/>
           <w:lang w:val="en-US" w:eastAsia="ko-KR"/>
         </w:rPr>
@@ -609,7 +609,7 @@
       </w:pPr>
       <w:r>
         <w:rPr>
-          <w:rFonts w:ascii="Noto Sans KR" w:hAnsi="Noto Sans KR" w:eastAsia="Noto Sans KR" w:cs="Noto Sans KR" w:hint="eastAsia"/>
+          <w:rFonts w:ascii="Apple SD Gothic Neo" w:hAnsi="Apple SD Gothic Neo" w:eastAsia="Apple SD Gothic Neo" w:cs="Apple SD Gothic Neo" w:hint="eastAsia"/>
           <w:sz w:val="22"/>
           <w:lang w:val="en-US" w:eastAsia="ko-KR"/>
         </w:rPr>
@@ -624,7 +624,7 @@
       </w:pPr>
       <w:r>
         <w:rPr>
-          <w:rFonts w:ascii="Noto Sans KR" w:hAnsi="Noto Sans KR" w:eastAsia="Noto Sans KR" w:cs="Noto Sans KR" w:hint="eastAsia"/>
+          <w:rFonts w:ascii="Apple SD Gothic Neo" w:hAnsi="Apple SD Gothic Neo" w:eastAsia="Apple SD Gothic Neo" w:cs="Apple SD Gothic Neo" w:hint="eastAsia"/>
           <w:sz w:val="22"/>
           <w:lang w:val="en-US" w:eastAsia="ko-KR"/>
         </w:rPr>
@@ -676,7 +676,7 @@
             </w:pPr>
             <w:r>
               <w:rPr>
-                <w:rFonts w:ascii="Noto Sans KR" w:hAnsi="Noto Sans KR" w:eastAsia="Noto Sans KR" w:cs="Noto Sans KR" w:hint="eastAsia"/>
+                <w:rFonts w:ascii="Apple SD Gothic Neo" w:hAnsi="Apple SD Gothic Neo" w:eastAsia="Apple SD Gothic Neo" w:cs="Apple SD Gothic Neo" w:hint="eastAsia"/>
                 <w:b/>
                 <w:color w:val="1F4D78"/>
                 <w:sz w:val="20"/>
@@ -705,7 +705,7 @@
             </w:pPr>
             <w:r>
               <w:rPr>
-                <w:rFonts w:ascii="Noto Sans KR" w:hAnsi="Noto Sans KR" w:eastAsia="Noto Sans KR" w:cs="Noto Sans KR" w:hint="eastAsia"/>
+                <w:rFonts w:ascii="Apple SD Gothic Neo" w:hAnsi="Apple SD Gothic Neo" w:eastAsia="Apple SD Gothic Neo" w:cs="Apple SD Gothic Neo" w:hint="eastAsia"/>
                 <w:b/>
                 <w:color w:val="1F4D78"/>
                 <w:sz w:val="20"/>
@@ -738,7 +738,7 @@
             </w:pPr>
             <w:r>
               <w:rPr>
-                <w:rFonts w:ascii="Noto Sans KR" w:hAnsi="Noto Sans KR" w:eastAsia="Noto Sans KR" w:cs="Noto Sans KR" w:hint="eastAsia"/>
+                <w:rFonts w:ascii="Apple SD Gothic Neo" w:hAnsi="Apple SD Gothic Neo" w:eastAsia="Apple SD Gothic Neo" w:cs="Apple SD Gothic Neo" w:hint="eastAsia"/>
                 <w:b w:val="0"/>
                 <w:color w:val="000000"/>
                 <w:sz w:val="21"/>
@@ -774,7 +774,7 @@
             </w:pPr>
             <w:r>
               <w:rPr>
-                <w:rFonts w:ascii="Noto Sans KR" w:hAnsi="Noto Sans KR" w:eastAsia="Noto Sans KR" w:cs="Noto Sans KR" w:hint="eastAsia"/>
+                <w:rFonts w:ascii="Apple SD Gothic Neo" w:hAnsi="Apple SD Gothic Neo" w:eastAsia="Apple SD Gothic Neo" w:cs="Apple SD Gothic Neo" w:hint="eastAsia"/>
                 <w:b w:val="0"/>
                 <w:color w:val="000000"/>
                 <w:sz w:val="21"/>
@@ -810,7 +810,7 @@
       </w:pPr>
       <w:r>
         <w:rPr>
-          <w:rFonts w:ascii="Noto Sans KR" w:hAnsi="Noto Sans KR" w:eastAsia="Noto Sans KR" w:cs="Noto Sans KR" w:hint="eastAsia"/>
+          <w:rFonts w:ascii="Apple SD Gothic Neo" w:hAnsi="Apple SD Gothic Neo" w:eastAsia="Apple SD Gothic Neo" w:cs="Apple SD Gothic Neo" w:hint="eastAsia"/>
           <w:sz w:val="22"/>
           <w:lang w:val="en-US" w:eastAsia="ko-KR"/>
         </w:rPr>
@@ -825,7 +825,7 @@
       </w:pPr>
       <w:r>
         <w:rPr>
-          <w:rFonts w:ascii="Noto Sans KR" w:hAnsi="Noto Sans KR" w:eastAsia="Noto Sans KR" w:cs="Noto Sans KR" w:hint="eastAsia"/>
+          <w:rFonts w:ascii="Apple SD Gothic Neo" w:hAnsi="Apple SD Gothic Neo" w:eastAsia="Apple SD Gothic Neo" w:cs="Apple SD Gothic Neo" w:hint="eastAsia"/>
           <w:sz w:val="22"/>
           <w:lang w:val="en-US" w:eastAsia="ko-KR"/>
         </w:rPr>
@@ -840,7 +840,7 @@
       </w:pPr>
       <w:r>
         <w:rPr>
-          <w:rFonts w:ascii="Noto Sans KR" w:hAnsi="Noto Sans KR" w:eastAsia="Noto Sans KR" w:cs="Noto Sans KR" w:hint="eastAsia"/>
+          <w:rFonts w:ascii="Apple SD Gothic Neo" w:hAnsi="Apple SD Gothic Neo" w:eastAsia="Apple SD Gothic Neo" w:cs="Apple SD Gothic Neo" w:hint="eastAsia"/>
           <w:sz w:val="22"/>
           <w:lang w:val="en-US" w:eastAsia="ko-KR"/>
         </w:rPr>
@@ -855,7 +855,7 @@
       </w:pPr>
       <w:r>
         <w:rPr>
-          <w:rFonts w:ascii="Noto Sans KR" w:hAnsi="Noto Sans KR" w:eastAsia="Noto Sans KR" w:cs="Noto Sans KR" w:hint="eastAsia"/>
+          <w:rFonts w:ascii="Apple SD Gothic Neo" w:hAnsi="Apple SD Gothic Neo" w:eastAsia="Apple SD Gothic Neo" w:cs="Apple SD Gothic Neo" w:hint="eastAsia"/>
           <w:sz w:val="22"/>
           <w:lang w:val="en-US" w:eastAsia="ko-KR"/>
         </w:rPr>
@@ -878,7 +878,7 @@
     <w:p>
       <w:r>
         <w:rPr>
-          <w:rFonts w:ascii="Noto Sans KR" w:hAnsi="Noto Sans KR" w:eastAsia="Noto Sans KR" w:cs="Noto Sans KR" w:hint="eastAsia"/>
+          <w:rFonts w:ascii="Apple SD Gothic Neo" w:hAnsi="Apple SD Gothic Neo" w:eastAsia="Apple SD Gothic Neo" w:cs="Apple SD Gothic Neo" w:hint="eastAsia"/>
           <w:color w:val="5C6F7B"/>
           <w:sz w:val="20"/>
           <w:lang w:val="en-US" w:eastAsia="ko-KR"/>
@@ -927,7 +927,7 @@
             </w:pPr>
             <w:r>
               <w:rPr>
-                <w:rFonts w:ascii="Noto Sans KR" w:hAnsi="Noto Sans KR" w:eastAsia="Noto Sans KR" w:cs="Noto Sans KR" w:hint="eastAsia"/>
+                <w:rFonts w:ascii="Apple SD Gothic Neo" w:hAnsi="Apple SD Gothic Neo" w:eastAsia="Apple SD Gothic Neo" w:cs="Apple SD Gothic Neo" w:hint="eastAsia"/>
                 <w:b/>
                 <w:color w:val="0B2545"/>
                 <w:sz w:val="16"/>
@@ -956,7 +956,7 @@
             </w:pPr>
             <w:r>
               <w:rPr>
-                <w:rFonts w:ascii="Noto Sans KR" w:hAnsi="Noto Sans KR" w:eastAsia="Noto Sans KR" w:cs="Noto Sans KR" w:hint="eastAsia"/>
+                <w:rFonts w:ascii="Apple SD Gothic Neo" w:hAnsi="Apple SD Gothic Neo" w:eastAsia="Apple SD Gothic Neo" w:cs="Apple SD Gothic Neo" w:hint="eastAsia"/>
                 <w:b/>
                 <w:color w:val="0B2545"/>
                 <w:sz w:val="16"/>
@@ -985,7 +985,7 @@
             </w:pPr>
             <w:r>
               <w:rPr>
-                <w:rFonts w:ascii="Noto Sans KR" w:hAnsi="Noto Sans KR" w:eastAsia="Noto Sans KR" w:cs="Noto Sans KR" w:hint="eastAsia"/>
+                <w:rFonts w:ascii="Apple SD Gothic Neo" w:hAnsi="Apple SD Gothic Neo" w:eastAsia="Apple SD Gothic Neo" w:cs="Apple SD Gothic Neo" w:hint="eastAsia"/>
                 <w:b/>
                 <w:color w:val="0B2545"/>
                 <w:sz w:val="16"/>
@@ -1014,7 +1014,7 @@
             </w:pPr>
             <w:r>
               <w:rPr>
-                <w:rFonts w:ascii="Noto Sans KR" w:hAnsi="Noto Sans KR" w:eastAsia="Noto Sans KR" w:cs="Noto Sans KR" w:hint="eastAsia"/>
+                <w:rFonts w:ascii="Apple SD Gothic Neo" w:hAnsi="Apple SD Gothic Neo" w:eastAsia="Apple SD Gothic Neo" w:cs="Apple SD Gothic Neo" w:hint="eastAsia"/>
                 <w:b/>
                 <w:color w:val="0B2545"/>
                 <w:sz w:val="16"/>
@@ -1043,7 +1043,7 @@
             </w:pPr>
             <w:r>
               <w:rPr>
-                <w:rFonts w:ascii="Noto Sans KR" w:hAnsi="Noto Sans KR" w:eastAsia="Noto Sans KR" w:cs="Noto Sans KR" w:hint="eastAsia"/>
+                <w:rFonts w:ascii="Apple SD Gothic Neo" w:hAnsi="Apple SD Gothic Neo" w:eastAsia="Apple SD Gothic Neo" w:cs="Apple SD Gothic Neo" w:hint="eastAsia"/>
                 <w:b/>
                 <w:color w:val="0B2545"/>
                 <w:sz w:val="16"/>
@@ -1077,7 +1077,7 @@
             </w:pPr>
             <w:r>
               <w:rPr>
-                <w:rFonts w:ascii="Noto Sans KR" w:hAnsi="Noto Sans KR" w:eastAsia="Noto Sans KR" w:cs="Noto Sans KR" w:hint="eastAsia"/>
+                <w:rFonts w:ascii="Apple SD Gothic Neo" w:hAnsi="Apple SD Gothic Neo" w:eastAsia="Apple SD Gothic Neo" w:cs="Apple SD Gothic Neo" w:hint="eastAsia"/>
                 <w:b/>
                 <w:color w:val="66D3BA"/>
                 <w:sz w:val="15"/>
@@ -1107,7 +1107,7 @@
             </w:pPr>
             <w:r>
               <w:rPr>
-                <w:rFonts w:ascii="Noto Sans KR" w:hAnsi="Noto Sans KR" w:eastAsia="Noto Sans KR" w:cs="Noto Sans KR" w:hint="eastAsia"/>
+                <w:rFonts w:ascii="Apple SD Gothic Neo" w:hAnsi="Apple SD Gothic Neo" w:eastAsia="Apple SD Gothic Neo" w:cs="Apple SD Gothic Neo" w:hint="eastAsia"/>
                 <w:b/>
                 <w:color w:val="000000"/>
                 <w:sz w:val="15"/>
@@ -1137,7 +1137,7 @@
             </w:pPr>
             <w:r>
               <w:rPr>
-                <w:rFonts w:ascii="Noto Sans KR" w:hAnsi="Noto Sans KR" w:eastAsia="Noto Sans KR" w:cs="Noto Sans KR" w:hint="eastAsia"/>
+                <w:rFonts w:ascii="Apple SD Gothic Neo" w:hAnsi="Apple SD Gothic Neo" w:eastAsia="Apple SD Gothic Neo" w:cs="Apple SD Gothic Neo" w:hint="eastAsia"/>
                 <w:b w:val="0"/>
                 <w:color w:val="000000"/>
                 <w:sz w:val="15"/>
@@ -1165,7 +1165,7 @@
             </w:pPr>
             <w:r>
               <w:rPr>
-                <w:rFonts w:ascii="Noto Sans KR" w:hAnsi="Noto Sans KR" w:eastAsia="Noto Sans KR" w:cs="Noto Sans KR" w:hint="eastAsia"/>
+                <w:rFonts w:ascii="Apple SD Gothic Neo" w:hAnsi="Apple SD Gothic Neo" w:eastAsia="Apple SD Gothic Neo" w:cs="Apple SD Gothic Neo" w:hint="eastAsia"/>
                 <w:b w:val="0"/>
                 <w:color w:val="000000"/>
                 <w:sz w:val="15"/>
@@ -1193,7 +1193,7 @@
             </w:pPr>
             <w:r>
               <w:rPr>
-                <w:rFonts w:ascii="Noto Sans KR" w:hAnsi="Noto Sans KR" w:eastAsia="Noto Sans KR" w:cs="Noto Sans KR" w:hint="eastAsia"/>
+                <w:rFonts w:ascii="Apple SD Gothic Neo" w:hAnsi="Apple SD Gothic Neo" w:eastAsia="Apple SD Gothic Neo" w:cs="Apple SD Gothic Neo" w:hint="eastAsia"/>
                 <w:b w:val="0"/>
                 <w:color w:val="000000"/>
                 <w:sz w:val="15"/>
@@ -1227,7 +1227,7 @@
             </w:pPr>
             <w:r>
               <w:rPr>
-                <w:rFonts w:ascii="Noto Sans KR" w:hAnsi="Noto Sans KR" w:eastAsia="Noto Sans KR" w:cs="Noto Sans KR" w:hint="eastAsia"/>
+                <w:rFonts w:ascii="Apple SD Gothic Neo" w:hAnsi="Apple SD Gothic Neo" w:eastAsia="Apple SD Gothic Neo" w:cs="Apple SD Gothic Neo" w:hint="eastAsia"/>
                 <w:b/>
                 <w:color w:val="66D3BA"/>
                 <w:sz w:val="15"/>
@@ -1257,7 +1257,7 @@
             </w:pPr>
             <w:r>
               <w:rPr>
-                <w:rFonts w:ascii="Noto Sans KR" w:hAnsi="Noto Sans KR" w:eastAsia="Noto Sans KR" w:cs="Noto Sans KR" w:hint="eastAsia"/>
+                <w:rFonts w:ascii="Apple SD Gothic Neo" w:hAnsi="Apple SD Gothic Neo" w:eastAsia="Apple SD Gothic Neo" w:cs="Apple SD Gothic Neo" w:hint="eastAsia"/>
                 <w:b/>
                 <w:color w:val="000000"/>
                 <w:sz w:val="15"/>
@@ -1287,7 +1287,7 @@
             </w:pPr>
             <w:r>
               <w:rPr>
-                <w:rFonts w:ascii="Noto Sans KR" w:hAnsi="Noto Sans KR" w:eastAsia="Noto Sans KR" w:cs="Noto Sans KR" w:hint="eastAsia"/>
+                <w:rFonts w:ascii="Apple SD Gothic Neo" w:hAnsi="Apple SD Gothic Neo" w:eastAsia="Apple SD Gothic Neo" w:cs="Apple SD Gothic Neo" w:hint="eastAsia"/>
                 <w:b w:val="0"/>
                 <w:color w:val="000000"/>
                 <w:sz w:val="15"/>
@@ -1315,7 +1315,7 @@
             </w:pPr>
             <w:r>
               <w:rPr>
-                <w:rFonts w:ascii="Noto Sans KR" w:hAnsi="Noto Sans KR" w:eastAsia="Noto Sans KR" w:cs="Noto Sans KR" w:hint="eastAsia"/>
+                <w:rFonts w:ascii="Apple SD Gothic Neo" w:hAnsi="Apple SD Gothic Neo" w:eastAsia="Apple SD Gothic Neo" w:cs="Apple SD Gothic Neo" w:hint="eastAsia"/>
                 <w:b w:val="0"/>
                 <w:color w:val="000000"/>
                 <w:sz w:val="15"/>
@@ -1343,7 +1343,7 @@
             </w:pPr>
             <w:r>
               <w:rPr>
-                <w:rFonts w:ascii="Noto Sans KR" w:hAnsi="Noto Sans KR" w:eastAsia="Noto Sans KR" w:cs="Noto Sans KR" w:hint="eastAsia"/>
+                <w:rFonts w:ascii="Apple SD Gothic Neo" w:hAnsi="Apple SD Gothic Neo" w:eastAsia="Apple SD Gothic Neo" w:cs="Apple SD Gothic Neo" w:hint="eastAsia"/>
                 <w:b w:val="0"/>
                 <w:color w:val="000000"/>
                 <w:sz w:val="15"/>
@@ -1377,7 +1377,7 @@
             </w:pPr>
             <w:r>
               <w:rPr>
-                <w:rFonts w:ascii="Noto Sans KR" w:hAnsi="Noto Sans KR" w:eastAsia="Noto Sans KR" w:cs="Noto Sans KR" w:hint="eastAsia"/>
+                <w:rFonts w:ascii="Apple SD Gothic Neo" w:hAnsi="Apple SD Gothic Neo" w:eastAsia="Apple SD Gothic Neo" w:cs="Apple SD Gothic Neo" w:hint="eastAsia"/>
                 <w:b/>
                 <w:color w:val="66D3BA"/>
                 <w:sz w:val="15"/>
@@ -1407,7 +1407,7 @@
             </w:pPr>
             <w:r>
               <w:rPr>
-                <w:rFonts w:ascii="Noto Sans KR" w:hAnsi="Noto Sans KR" w:eastAsia="Noto Sans KR" w:cs="Noto Sans KR" w:hint="eastAsia"/>
+                <w:rFonts w:ascii="Apple SD Gothic Neo" w:hAnsi="Apple SD Gothic Neo" w:eastAsia="Apple SD Gothic Neo" w:cs="Apple SD Gothic Neo" w:hint="eastAsia"/>
                 <w:b/>
                 <w:color w:val="000000"/>
                 <w:sz w:val="15"/>
@@ -1437,7 +1437,7 @@
             </w:pPr>
             <w:r>
               <w:rPr>
-                <w:rFonts w:ascii="Noto Sans KR" w:hAnsi="Noto Sans KR" w:eastAsia="Noto Sans KR" w:cs="Noto Sans KR" w:hint="eastAsia"/>
+                <w:rFonts w:ascii="Apple SD Gothic Neo" w:hAnsi="Apple SD Gothic Neo" w:eastAsia="Apple SD Gothic Neo" w:cs="Apple SD Gothic Neo" w:hint="eastAsia"/>
                 <w:b w:val="0"/>
                 <w:color w:val="000000"/>
                 <w:sz w:val="15"/>
@@ -1465,7 +1465,7 @@
             </w:pPr>
             <w:r>
               <w:rPr>
-                <w:rFonts w:ascii="Noto Sans KR" w:hAnsi="Noto Sans KR" w:eastAsia="Noto Sans KR" w:cs="Noto Sans KR" w:hint="eastAsia"/>
+                <w:rFonts w:ascii="Apple SD Gothic Neo" w:hAnsi="Apple SD Gothic Neo" w:eastAsia="Apple SD Gothic Neo" w:cs="Apple SD Gothic Neo" w:hint="eastAsia"/>
                 <w:b w:val="0"/>
                 <w:color w:val="000000"/>
                 <w:sz w:val="15"/>
@@ -1493,7 +1493,7 @@
             </w:pPr>
             <w:r>
               <w:rPr>
-                <w:rFonts w:ascii="Noto Sans KR" w:hAnsi="Noto Sans KR" w:eastAsia="Noto Sans KR" w:cs="Noto Sans KR" w:hint="eastAsia"/>
+                <w:rFonts w:ascii="Apple SD Gothic Neo" w:hAnsi="Apple SD Gothic Neo" w:eastAsia="Apple SD Gothic Neo" w:cs="Apple SD Gothic Neo" w:hint="eastAsia"/>
                 <w:b w:val="0"/>
                 <w:color w:val="000000"/>
                 <w:sz w:val="15"/>
@@ -1527,7 +1527,7 @@
             </w:pPr>
             <w:r>
               <w:rPr>
-                <w:rFonts w:ascii="Noto Sans KR" w:hAnsi="Noto Sans KR" w:eastAsia="Noto Sans KR" w:cs="Noto Sans KR" w:hint="eastAsia"/>
+                <w:rFonts w:ascii="Apple SD Gothic Neo" w:hAnsi="Apple SD Gothic Neo" w:eastAsia="Apple SD Gothic Neo" w:cs="Apple SD Gothic Neo" w:hint="eastAsia"/>
                 <w:b/>
                 <w:color w:val="66D3BA"/>
                 <w:sz w:val="15"/>
@@ -1557,7 +1557,7 @@
             </w:pPr>
             <w:r>
               <w:rPr>
-                <w:rFonts w:ascii="Noto Sans KR" w:hAnsi="Noto Sans KR" w:eastAsia="Noto Sans KR" w:cs="Noto Sans KR" w:hint="eastAsia"/>
+                <w:rFonts w:ascii="Apple SD Gothic Neo" w:hAnsi="Apple SD Gothic Neo" w:eastAsia="Apple SD Gothic Neo" w:cs="Apple SD Gothic Neo" w:hint="eastAsia"/>
                 <w:b/>
                 <w:color w:val="000000"/>
                 <w:sz w:val="15"/>
@@ -1587,7 +1587,7 @@
             </w:pPr>
             <w:r>
               <w:rPr>
-                <w:rFonts w:ascii="Noto Sans KR" w:hAnsi="Noto Sans KR" w:eastAsia="Noto Sans KR" w:cs="Noto Sans KR" w:hint="eastAsia"/>
+                <w:rFonts w:ascii="Apple SD Gothic Neo" w:hAnsi="Apple SD Gothic Neo" w:eastAsia="Apple SD Gothic Neo" w:cs="Apple SD Gothic Neo" w:hint="eastAsia"/>
                 <w:b w:val="0"/>
                 <w:color w:val="000000"/>
                 <w:sz w:val="15"/>
@@ -1615,7 +1615,7 @@
             </w:pPr>
             <w:r>
               <w:rPr>
-                <w:rFonts w:ascii="Noto Sans KR" w:hAnsi="Noto Sans KR" w:eastAsia="Noto Sans KR" w:cs="Noto Sans KR" w:hint="eastAsia"/>
+                <w:rFonts w:ascii="Apple SD Gothic Neo" w:hAnsi="Apple SD Gothic Neo" w:eastAsia="Apple SD Gothic Neo" w:cs="Apple SD Gothic Neo" w:hint="eastAsia"/>
                 <w:b w:val="0"/>
                 <w:color w:val="000000"/>
                 <w:sz w:val="15"/>
@@ -1643,7 +1643,7 @@
             </w:pPr>
             <w:r>
               <w:rPr>
-                <w:rFonts w:ascii="Noto Sans KR" w:hAnsi="Noto Sans KR" w:eastAsia="Noto Sans KR" w:cs="Noto Sans KR" w:hint="eastAsia"/>
+                <w:rFonts w:ascii="Apple SD Gothic Neo" w:hAnsi="Apple SD Gothic Neo" w:eastAsia="Apple SD Gothic Neo" w:cs="Apple SD Gothic Neo" w:hint="eastAsia"/>
                 <w:b w:val="0"/>
                 <w:color w:val="000000"/>
                 <w:sz w:val="15"/>
@@ -1677,7 +1677,7 @@
             </w:pPr>
             <w:r>
               <w:rPr>
-                <w:rFonts w:ascii="Noto Sans KR" w:hAnsi="Noto Sans KR" w:eastAsia="Noto Sans KR" w:cs="Noto Sans KR" w:hint="eastAsia"/>
+                <w:rFonts w:ascii="Apple SD Gothic Neo" w:hAnsi="Apple SD Gothic Neo" w:eastAsia="Apple SD Gothic Neo" w:cs="Apple SD Gothic Neo" w:hint="eastAsia"/>
                 <w:b/>
                 <w:color w:val="66D3BA"/>
                 <w:sz w:val="15"/>
@@ -1707,7 +1707,7 @@
             </w:pPr>
             <w:r>
               <w:rPr>
-                <w:rFonts w:ascii="Noto Sans KR" w:hAnsi="Noto Sans KR" w:eastAsia="Noto Sans KR" w:cs="Noto Sans KR" w:hint="eastAsia"/>
+                <w:rFonts w:ascii="Apple SD Gothic Neo" w:hAnsi="Apple SD Gothic Neo" w:eastAsia="Apple SD Gothic Neo" w:cs="Apple SD Gothic Neo" w:hint="eastAsia"/>
                 <w:b/>
                 <w:color w:val="000000"/>
                 <w:sz w:val="15"/>
@@ -1737,7 +1737,7 @@
             </w:pPr>
             <w:r>
               <w:rPr>
-                <w:rFonts w:ascii="Noto Sans KR" w:hAnsi="Noto Sans KR" w:eastAsia="Noto Sans KR" w:cs="Noto Sans KR" w:hint="eastAsia"/>
+                <w:rFonts w:ascii="Apple SD Gothic Neo" w:hAnsi="Apple SD Gothic Neo" w:eastAsia="Apple SD Gothic Neo" w:cs="Apple SD Gothic Neo" w:hint="eastAsia"/>
                 <w:b w:val="0"/>
                 <w:color w:val="000000"/>
                 <w:sz w:val="15"/>
@@ -1765,7 +1765,7 @@
             </w:pPr>
             <w:r>
               <w:rPr>
-                <w:rFonts w:ascii="Noto Sans KR" w:hAnsi="Noto Sans KR" w:eastAsia="Noto Sans KR" w:cs="Noto Sans KR" w:hint="eastAsia"/>
+                <w:rFonts w:ascii="Apple SD Gothic Neo" w:hAnsi="Apple SD Gothic Neo" w:eastAsia="Apple SD Gothic Neo" w:cs="Apple SD Gothic Neo" w:hint="eastAsia"/>
                 <w:b w:val="0"/>
                 <w:color w:val="000000"/>
                 <w:sz w:val="15"/>
@@ -1793,7 +1793,7 @@
             </w:pPr>
             <w:r>
               <w:rPr>
-                <w:rFonts w:ascii="Noto Sans KR" w:hAnsi="Noto Sans KR" w:eastAsia="Noto Sans KR" w:cs="Noto Sans KR" w:hint="eastAsia"/>
+                <w:rFonts w:ascii="Apple SD Gothic Neo" w:hAnsi="Apple SD Gothic Neo" w:eastAsia="Apple SD Gothic Neo" w:cs="Apple SD Gothic Neo" w:hint="eastAsia"/>
                 <w:b w:val="0"/>
                 <w:color w:val="000000"/>
                 <w:sz w:val="15"/>
@@ -1827,7 +1827,7 @@
             </w:pPr>
             <w:r>
               <w:rPr>
-                <w:rFonts w:ascii="Noto Sans KR" w:hAnsi="Noto Sans KR" w:eastAsia="Noto Sans KR" w:cs="Noto Sans KR" w:hint="eastAsia"/>
+                <w:rFonts w:ascii="Apple SD Gothic Neo" w:hAnsi="Apple SD Gothic Neo" w:eastAsia="Apple SD Gothic Neo" w:cs="Apple SD Gothic Neo" w:hint="eastAsia"/>
                 <w:b/>
                 <w:color w:val="66D3BA"/>
                 <w:sz w:val="15"/>
@@ -1857,7 +1857,7 @@
             </w:pPr>
             <w:r>
               <w:rPr>
-                <w:rFonts w:ascii="Noto Sans KR" w:hAnsi="Noto Sans KR" w:eastAsia="Noto Sans KR" w:cs="Noto Sans KR" w:hint="eastAsia"/>
+                <w:rFonts w:ascii="Apple SD Gothic Neo" w:hAnsi="Apple SD Gothic Neo" w:eastAsia="Apple SD Gothic Neo" w:cs="Apple SD Gothic Neo" w:hint="eastAsia"/>
                 <w:b/>
                 <w:color w:val="000000"/>
                 <w:sz w:val="15"/>
@@ -1887,7 +1887,7 @@
             </w:pPr>
             <w:r>
               <w:rPr>
-                <w:rFonts w:ascii="Noto Sans KR" w:hAnsi="Noto Sans KR" w:eastAsia="Noto Sans KR" w:cs="Noto Sans KR" w:hint="eastAsia"/>
+                <w:rFonts w:ascii="Apple SD Gothic Neo" w:hAnsi="Apple SD Gothic Neo" w:eastAsia="Apple SD Gothic Neo" w:cs="Apple SD Gothic Neo" w:hint="eastAsia"/>
                 <w:b w:val="0"/>
                 <w:color w:val="000000"/>
                 <w:sz w:val="15"/>
@@ -1915,7 +1915,7 @@
             </w:pPr>
             <w:r>
               <w:rPr>
-                <w:rFonts w:ascii="Noto Sans KR" w:hAnsi="Noto Sans KR" w:eastAsia="Noto Sans KR" w:cs="Noto Sans KR" w:hint="eastAsia"/>
+                <w:rFonts w:ascii="Apple SD Gothic Neo" w:hAnsi="Apple SD Gothic Neo" w:eastAsia="Apple SD Gothic Neo" w:cs="Apple SD Gothic Neo" w:hint="eastAsia"/>
                 <w:b w:val="0"/>
                 <w:color w:val="000000"/>
                 <w:sz w:val="15"/>
@@ -1943,7 +1943,7 @@
             </w:pPr>
             <w:r>
               <w:rPr>
-                <w:rFonts w:ascii="Noto Sans KR" w:hAnsi="Noto Sans KR" w:eastAsia="Noto Sans KR" w:cs="Noto Sans KR" w:hint="eastAsia"/>
+                <w:rFonts w:ascii="Apple SD Gothic Neo" w:hAnsi="Apple SD Gothic Neo" w:eastAsia="Apple SD Gothic Neo" w:cs="Apple SD Gothic Neo" w:hint="eastAsia"/>
                 <w:b w:val="0"/>
                 <w:color w:val="000000"/>
                 <w:sz w:val="15"/>
@@ -1977,7 +1977,7 @@
             </w:pPr>
             <w:r>
               <w:rPr>
-                <w:rFonts w:ascii="Noto Sans KR" w:hAnsi="Noto Sans KR" w:eastAsia="Noto Sans KR" w:cs="Noto Sans KR" w:hint="eastAsia"/>
+                <w:rFonts w:ascii="Apple SD Gothic Neo" w:hAnsi="Apple SD Gothic Neo" w:eastAsia="Apple SD Gothic Neo" w:cs="Apple SD Gothic Neo" w:hint="eastAsia"/>
                 <w:b/>
                 <w:color w:val="66D3BA"/>
                 <w:sz w:val="15"/>
@@ -2007,7 +2007,7 @@
             </w:pPr>
             <w:r>
               <w:rPr>
-                <w:rFonts w:ascii="Noto Sans KR" w:hAnsi="Noto Sans KR" w:eastAsia="Noto Sans KR" w:cs="Noto Sans KR" w:hint="eastAsia"/>
+                <w:rFonts w:ascii="Apple SD Gothic Neo" w:hAnsi="Apple SD Gothic Neo" w:eastAsia="Apple SD Gothic Neo" w:cs="Apple SD Gothic Neo" w:hint="eastAsia"/>
                 <w:b/>
                 <w:color w:val="000000"/>
                 <w:sz w:val="15"/>
@@ -2037,7 +2037,7 @@
             </w:pPr>
             <w:r>
               <w:rPr>
-                <w:rFonts w:ascii="Noto Sans KR" w:hAnsi="Noto Sans KR" w:eastAsia="Noto Sans KR" w:cs="Noto Sans KR" w:hint="eastAsia"/>
+                <w:rFonts w:ascii="Apple SD Gothic Neo" w:hAnsi="Apple SD Gothic Neo" w:eastAsia="Apple SD Gothic Neo" w:cs="Apple SD Gothic Neo" w:hint="eastAsia"/>
                 <w:b w:val="0"/>
                 <w:color w:val="000000"/>
                 <w:sz w:val="15"/>
@@ -2065,7 +2065,7 @@
             </w:pPr>
             <w:r>
               <w:rPr>
-                <w:rFonts w:ascii="Noto Sans KR" w:hAnsi="Noto Sans KR" w:eastAsia="Noto Sans KR" w:cs="Noto Sans KR" w:hint="eastAsia"/>
+                <w:rFonts w:ascii="Apple SD Gothic Neo" w:hAnsi="Apple SD Gothic Neo" w:eastAsia="Apple SD Gothic Neo" w:cs="Apple SD Gothic Neo" w:hint="eastAsia"/>
                 <w:b w:val="0"/>
                 <w:color w:val="000000"/>
                 <w:sz w:val="15"/>
@@ -2093,7 +2093,7 @@
             </w:pPr>
             <w:r>
               <w:rPr>
-                <w:rFonts w:ascii="Noto Sans KR" w:hAnsi="Noto Sans KR" w:eastAsia="Noto Sans KR" w:cs="Noto Sans KR" w:hint="eastAsia"/>
+                <w:rFonts w:ascii="Apple SD Gothic Neo" w:hAnsi="Apple SD Gothic Neo" w:eastAsia="Apple SD Gothic Neo" w:cs="Apple SD Gothic Neo" w:hint="eastAsia"/>
                 <w:b w:val="0"/>
                 <w:color w:val="000000"/>
                 <w:sz w:val="15"/>
@@ -2127,7 +2127,7 @@
             </w:pPr>
             <w:r>
               <w:rPr>
-                <w:rFonts w:ascii="Noto Sans KR" w:hAnsi="Noto Sans KR" w:eastAsia="Noto Sans KR" w:cs="Noto Sans KR" w:hint="eastAsia"/>
+                <w:rFonts w:ascii="Apple SD Gothic Neo" w:hAnsi="Apple SD Gothic Neo" w:eastAsia="Apple SD Gothic Neo" w:cs="Apple SD Gothic Neo" w:hint="eastAsia"/>
                 <w:b/>
                 <w:color w:val="66D3BA"/>
                 <w:sz w:val="15"/>
@@ -2157,7 +2157,7 @@
             </w:pPr>
             <w:r>
               <w:rPr>
-                <w:rFonts w:ascii="Noto Sans KR" w:hAnsi="Noto Sans KR" w:eastAsia="Noto Sans KR" w:cs="Noto Sans KR" w:hint="eastAsia"/>
+                <w:rFonts w:ascii="Apple SD Gothic Neo" w:hAnsi="Apple SD Gothic Neo" w:eastAsia="Apple SD Gothic Neo" w:cs="Apple SD Gothic Neo" w:hint="eastAsia"/>
                 <w:b/>
                 <w:color w:val="000000"/>
                 <w:sz w:val="15"/>
@@ -2187,7 +2187,7 @@
             </w:pPr>
             <w:r>
               <w:rPr>
-                <w:rFonts w:ascii="Noto Sans KR" w:hAnsi="Noto Sans KR" w:eastAsia="Noto Sans KR" w:cs="Noto Sans KR" w:hint="eastAsia"/>
+                <w:rFonts w:ascii="Apple SD Gothic Neo" w:hAnsi="Apple SD Gothic Neo" w:eastAsia="Apple SD Gothic Neo" w:cs="Apple SD Gothic Neo" w:hint="eastAsia"/>
                 <w:b w:val="0"/>
                 <w:color w:val="000000"/>
                 <w:sz w:val="15"/>
@@ -2215,7 +2215,7 @@
             </w:pPr>
             <w:r>
               <w:rPr>
-                <w:rFonts w:ascii="Noto Sans KR" w:hAnsi="Noto Sans KR" w:eastAsia="Noto Sans KR" w:cs="Noto Sans KR" w:hint="eastAsia"/>
+                <w:rFonts w:ascii="Apple SD Gothic Neo" w:hAnsi="Apple SD Gothic Neo" w:eastAsia="Apple SD Gothic Neo" w:cs="Apple SD Gothic Neo" w:hint="eastAsia"/>
                 <w:b w:val="0"/>
                 <w:color w:val="000000"/>
                 <w:sz w:val="15"/>
@@ -2243,7 +2243,7 @@
             </w:pPr>
             <w:r>
               <w:rPr>
-                <w:rFonts w:ascii="Noto Sans KR" w:hAnsi="Noto Sans KR" w:eastAsia="Noto Sans KR" w:cs="Noto Sans KR" w:hint="eastAsia"/>
+                <w:rFonts w:ascii="Apple SD Gothic Neo" w:hAnsi="Apple SD Gothic Neo" w:eastAsia="Apple SD Gothic Neo" w:cs="Apple SD Gothic Neo" w:hint="eastAsia"/>
                 <w:b w:val="0"/>
                 <w:color w:val="000000"/>
                 <w:sz w:val="15"/>
@@ -2302,7 +2302,7 @@
             </w:pPr>
             <w:r>
               <w:rPr>
-                <w:rFonts w:ascii="Noto Sans KR" w:hAnsi="Noto Sans KR" w:eastAsia="Noto Sans KR" w:cs="Noto Sans KR" w:hint="eastAsia"/>
+                <w:rFonts w:ascii="Apple SD Gothic Neo" w:hAnsi="Apple SD Gothic Neo" w:eastAsia="Apple SD Gothic Neo" w:cs="Apple SD Gothic Neo" w:hint="eastAsia"/>
                 <w:b/>
                 <w:color w:val="66D3BA"/>
                 <w:sz w:val="21"/>
@@ -2313,7 +2313,7 @@
             </w:r>
             <w:r>
               <w:rPr>
-                <w:rFonts w:ascii="Noto Sans KR" w:hAnsi="Noto Sans KR" w:eastAsia="Noto Sans KR" w:cs="Noto Sans KR" w:hint="eastAsia"/>
+                <w:rFonts w:ascii="Apple SD Gothic Neo" w:hAnsi="Apple SD Gothic Neo" w:eastAsia="Apple SD Gothic Neo" w:cs="Apple SD Gothic Neo" w:hint="eastAsia"/>
                 <w:b/>
                 <w:color w:val="0B1F33"/>
                 <w:sz w:val="23"/>
@@ -2346,7 +2346,7 @@
       </w:pPr>
       <w:r>
         <w:rPr>
-          <w:rFonts w:ascii="Noto Sans KR" w:hAnsi="Noto Sans KR" w:eastAsia="Noto Sans KR" w:cs="Noto Sans KR" w:hint="eastAsia"/>
+          <w:rFonts w:ascii="Apple SD Gothic Neo" w:hAnsi="Apple SD Gothic Neo" w:eastAsia="Apple SD Gothic Neo" w:cs="Apple SD Gothic Neo" w:hint="eastAsia"/>
           <w:sz w:val="22"/>
           <w:lang w:val="en-US" w:eastAsia="ko-KR"/>
         </w:rPr>
@@ -2361,7 +2361,7 @@
       </w:pPr>
       <w:r>
         <w:rPr>
-          <w:rFonts w:ascii="Noto Sans KR" w:hAnsi="Noto Sans KR" w:eastAsia="Noto Sans KR" w:cs="Noto Sans KR" w:hint="eastAsia"/>
+          <w:rFonts w:ascii="Apple SD Gothic Neo" w:hAnsi="Apple SD Gothic Neo" w:eastAsia="Apple SD Gothic Neo" w:cs="Apple SD Gothic Neo" w:hint="eastAsia"/>
           <w:sz w:val="22"/>
           <w:lang w:val="en-US" w:eastAsia="ko-KR"/>
         </w:rPr>
@@ -2376,7 +2376,7 @@
       </w:pPr>
       <w:r>
         <w:rPr>
-          <w:rFonts w:ascii="Noto Sans KR" w:hAnsi="Noto Sans KR" w:eastAsia="Noto Sans KR" w:cs="Noto Sans KR" w:hint="eastAsia"/>
+          <w:rFonts w:ascii="Apple SD Gothic Neo" w:hAnsi="Apple SD Gothic Neo" w:eastAsia="Apple SD Gothic Neo" w:cs="Apple SD Gothic Neo" w:hint="eastAsia"/>
           <w:sz w:val="22"/>
           <w:lang w:val="en-US" w:eastAsia="ko-KR"/>
         </w:rPr>
@@ -2391,7 +2391,7 @@
       </w:pPr>
       <w:r>
         <w:rPr>
-          <w:rFonts w:ascii="Noto Sans KR" w:hAnsi="Noto Sans KR" w:eastAsia="Noto Sans KR" w:cs="Noto Sans KR" w:hint="eastAsia"/>
+          <w:rFonts w:ascii="Apple SD Gothic Neo" w:hAnsi="Apple SD Gothic Neo" w:eastAsia="Apple SD Gothic Neo" w:cs="Apple SD Gothic Neo" w:hint="eastAsia"/>
           <w:sz w:val="22"/>
           <w:lang w:val="en-US" w:eastAsia="ko-KR"/>
         </w:rPr>
@@ -2406,7 +2406,7 @@
       </w:pPr>
       <w:r>
         <w:rPr>
-          <w:rFonts w:ascii="Noto Sans KR" w:hAnsi="Noto Sans KR" w:eastAsia="Noto Sans KR" w:cs="Noto Sans KR" w:hint="eastAsia"/>
+          <w:rFonts w:ascii="Apple SD Gothic Neo" w:hAnsi="Apple SD Gothic Neo" w:eastAsia="Apple SD Gothic Neo" w:cs="Apple SD Gothic Neo" w:hint="eastAsia"/>
           <w:sz w:val="22"/>
           <w:lang w:val="en-US" w:eastAsia="ko-KR"/>
         </w:rPr>
@@ -2421,7 +2421,7 @@
       </w:pPr>
       <w:r>
         <w:rPr>
-          <w:rFonts w:ascii="Noto Sans KR" w:hAnsi="Noto Sans KR" w:eastAsia="Noto Sans KR" w:cs="Noto Sans KR" w:hint="eastAsia"/>
+          <w:rFonts w:ascii="Apple SD Gothic Neo" w:hAnsi="Apple SD Gothic Neo" w:eastAsia="Apple SD Gothic Neo" w:cs="Apple SD Gothic Neo" w:hint="eastAsia"/>
           <w:sz w:val="22"/>
           <w:lang w:val="en-US" w:eastAsia="ko-KR"/>
         </w:rPr>
@@ -2439,7 +2439,7 @@
     <w:p>
       <w:r>
         <w:rPr>
-          <w:rFonts w:ascii="Noto Sans KR" w:hAnsi="Noto Sans KR" w:eastAsia="Noto Sans KR" w:cs="Noto Sans KR" w:hint="eastAsia"/>
+          <w:rFonts w:ascii="Apple SD Gothic Neo" w:hAnsi="Apple SD Gothic Neo" w:eastAsia="Apple SD Gothic Neo" w:cs="Apple SD Gothic Neo" w:hint="eastAsia"/>
           <w:b/>
           <w:color w:val="58C9F2"/>
           <w:sz w:val="22"/>
@@ -2449,7 +2449,7 @@
       </w:r>
       <w:r>
         <w:rPr>
-          <w:rFonts w:ascii="Noto Sans KR" w:hAnsi="Noto Sans KR" w:eastAsia="Noto Sans KR" w:cs="Noto Sans KR" w:hint="eastAsia"/>
+          <w:rFonts w:ascii="Apple SD Gothic Neo" w:hAnsi="Apple SD Gothic Neo" w:eastAsia="Apple SD Gothic Neo" w:cs="Apple SD Gothic Neo" w:hint="eastAsia"/>
           <w:sz w:val="22"/>
           <w:lang w:val="en-US" w:eastAsia="ko-KR"/>
         </w:rPr>
@@ -2459,7 +2459,7 @@
     <w:p>
       <w:r>
         <w:rPr>
-          <w:rFonts w:ascii="Noto Sans KR" w:hAnsi="Noto Sans KR" w:eastAsia="Noto Sans KR" w:cs="Noto Sans KR" w:hint="eastAsia"/>
+          <w:rFonts w:ascii="Apple SD Gothic Neo" w:hAnsi="Apple SD Gothic Neo" w:eastAsia="Apple SD Gothic Neo" w:cs="Apple SD Gothic Neo" w:hint="eastAsia"/>
           <w:b/>
           <w:color w:val="58C9F2"/>
           <w:sz w:val="22"/>
@@ -2469,7 +2469,7 @@
       </w:r>
       <w:r>
         <w:rPr>
-          <w:rFonts w:ascii="Noto Sans KR" w:hAnsi="Noto Sans KR" w:eastAsia="Noto Sans KR" w:cs="Noto Sans KR" w:hint="eastAsia"/>
+          <w:rFonts w:ascii="Apple SD Gothic Neo" w:hAnsi="Apple SD Gothic Neo" w:eastAsia="Apple SD Gothic Neo" w:cs="Apple SD Gothic Neo" w:hint="eastAsia"/>
           <w:sz w:val="22"/>
           <w:lang w:val="en-US" w:eastAsia="ko-KR"/>
         </w:rPr>
@@ -2479,7 +2479,7 @@
     <w:p>
       <w:r>
         <w:rPr>
-          <w:rFonts w:ascii="Noto Sans KR" w:hAnsi="Noto Sans KR" w:eastAsia="Noto Sans KR" w:cs="Noto Sans KR" w:hint="eastAsia"/>
+          <w:rFonts w:ascii="Apple SD Gothic Neo" w:hAnsi="Apple SD Gothic Neo" w:eastAsia="Apple SD Gothic Neo" w:cs="Apple SD Gothic Neo" w:hint="eastAsia"/>
           <w:b/>
           <w:color w:val="F39A3D"/>
           <w:sz w:val="22"/>
@@ -2489,7 +2489,7 @@
       </w:r>
       <w:r>
         <w:rPr>
-          <w:rFonts w:ascii="Noto Sans KR" w:hAnsi="Noto Sans KR" w:eastAsia="Noto Sans KR" w:cs="Noto Sans KR" w:hint="eastAsia"/>
+          <w:rFonts w:ascii="Apple SD Gothic Neo" w:hAnsi="Apple SD Gothic Neo" w:eastAsia="Apple SD Gothic Neo" w:cs="Apple SD Gothic Neo" w:hint="eastAsia"/>
           <w:sz w:val="22"/>
           <w:lang w:val="en-US" w:eastAsia="ko-KR"/>
         </w:rPr>
@@ -2530,7 +2530,7 @@
             </w:pPr>
             <w:r>
               <w:rPr>
-                <w:rFonts w:ascii="Noto Sans KR" w:hAnsi="Noto Sans KR" w:eastAsia="Noto Sans KR" w:cs="Noto Sans KR" w:hint="eastAsia"/>
+                <w:rFonts w:ascii="Apple SD Gothic Neo" w:hAnsi="Apple SD Gothic Neo" w:eastAsia="Apple SD Gothic Neo" w:cs="Apple SD Gothic Neo" w:hint="eastAsia"/>
                 <w:b/>
                 <w:color w:val="F39A3D"/>
                 <w:sz w:val="21"/>
@@ -2541,7 +2541,7 @@
             </w:r>
             <w:r>
               <w:rPr>
-                <w:rFonts w:ascii="Noto Sans KR" w:hAnsi="Noto Sans KR" w:eastAsia="Noto Sans KR" w:cs="Noto Sans KR" w:hint="eastAsia"/>
+                <w:rFonts w:ascii="Apple SD Gothic Neo" w:hAnsi="Apple SD Gothic Neo" w:eastAsia="Apple SD Gothic Neo" w:cs="Apple SD Gothic Neo" w:hint="eastAsia"/>
                 <w:b/>
                 <w:color w:val="0B1F33"/>
                 <w:sz w:val="23"/>
@@ -2579,7 +2579,7 @@
       </w:pPr>
       <w:r>
         <w:rPr>
-          <w:rFonts w:ascii="Noto Sans KR" w:hAnsi="Noto Sans KR" w:eastAsia="Noto Sans KR" w:cs="Noto Sans KR" w:hint="eastAsia"/>
+          <w:rFonts w:ascii="Apple SD Gothic Neo" w:hAnsi="Apple SD Gothic Neo" w:eastAsia="Apple SD Gothic Neo" w:cs="Apple SD Gothic Neo" w:hint="eastAsia"/>
           <w:sz w:val="22"/>
           <w:lang w:val="en-US" w:eastAsia="ko-KR"/>
         </w:rPr>
@@ -2594,11 +2594,11 @@
       </w:pPr>
       <w:r>
         <w:rPr>
-          <w:rFonts w:ascii="Noto Sans KR" w:hAnsi="Noto Sans KR" w:eastAsia="Noto Sans KR" w:cs="Noto Sans KR" w:hint="eastAsia"/>
+          <w:rFonts w:ascii="Apple SD Gothic Neo" w:hAnsi="Apple SD Gothic Neo" w:eastAsia="Apple SD Gothic Neo" w:cs="Apple SD Gothic Neo" w:hint="eastAsia"/>
           <w:sz w:val="22"/>
           <w:lang w:val="en-US" w:eastAsia="ko-KR"/>
         </w:rPr>
-        <w:t>480×56 축소 창이 taskbar 위에 나타나고 720×480 전환 뒤 잘리지 않는다.</w:t>
+        <w:t>800×72 축소 창이 taskbar 위에 나타나고 960×540 전환 뒤 잘리지 않는다.</w:t>
       </w:r>
     </w:p>
     <w:p>
@@ -2609,7 +2609,7 @@
       </w:pPr>
       <w:r>
         <w:rPr>
-          <w:rFonts w:ascii="Noto Sans KR" w:hAnsi="Noto Sans KR" w:eastAsia="Noto Sans KR" w:cs="Noto Sans KR" w:hint="eastAsia"/>
+          <w:rFonts w:ascii="Apple SD Gothic Neo" w:hAnsi="Apple SD Gothic Neo" w:eastAsia="Apple SD Gothic Neo" w:cs="Apple SD Gothic Neo" w:hint="eastAsia"/>
           <w:sz w:val="22"/>
           <w:lang w:val="en-US" w:eastAsia="ko-KR"/>
         </w:rPr>
@@ -2624,7 +2624,7 @@
       </w:pPr>
       <w:r>
         <w:rPr>
-          <w:rFonts w:ascii="Noto Sans KR" w:hAnsi="Noto Sans KR" w:eastAsia="Noto Sans KR" w:cs="Noto Sans KR" w:hint="eastAsia"/>
+          <w:rFonts w:ascii="Apple SD Gothic Neo" w:hAnsi="Apple SD Gothic Neo" w:eastAsia="Apple SD Gothic Neo" w:cs="Apple SD Gothic Neo" w:hint="eastAsia"/>
           <w:sz w:val="22"/>
           <w:lang w:val="en-US" w:eastAsia="ko-KR"/>
         </w:rPr>
@@ -2639,7 +2639,7 @@
       </w:pPr>
       <w:r>
         <w:rPr>
-          <w:rFonts w:ascii="Noto Sans KR" w:hAnsi="Noto Sans KR" w:eastAsia="Noto Sans KR" w:cs="Noto Sans KR" w:hint="eastAsia"/>
+          <w:rFonts w:ascii="Apple SD Gothic Neo" w:hAnsi="Apple SD Gothic Neo" w:eastAsia="Apple SD Gothic Neo" w:cs="Apple SD Gothic Neo" w:hint="eastAsia"/>
           <w:sz w:val="22"/>
           <w:lang w:val="en-US" w:eastAsia="ko-KR"/>
         </w:rPr>
@@ -2654,7 +2654,7 @@
       </w:pPr>
       <w:r>
         <w:rPr>
-          <w:rFonts w:ascii="Noto Sans KR" w:hAnsi="Noto Sans KR" w:eastAsia="Noto Sans KR" w:cs="Noto Sans KR" w:hint="eastAsia"/>
+          <w:rFonts w:ascii="Apple SD Gothic Neo" w:hAnsi="Apple SD Gothic Neo" w:eastAsia="Apple SD Gothic Neo" w:cs="Apple SD Gothic Neo" w:hint="eastAsia"/>
           <w:sz w:val="22"/>
           <w:lang w:val="en-US" w:eastAsia="ko-KR"/>
         </w:rPr>
@@ -2669,7 +2669,7 @@
       </w:pPr>
       <w:r>
         <w:rPr>
-          <w:rFonts w:ascii="Noto Sans KR" w:hAnsi="Noto Sans KR" w:eastAsia="Noto Sans KR" w:cs="Noto Sans KR" w:hint="eastAsia"/>
+          <w:rFonts w:ascii="Apple SD Gothic Neo" w:hAnsi="Apple SD Gothic Neo" w:eastAsia="Apple SD Gothic Neo" w:cs="Apple SD Gothic Neo" w:hint="eastAsia"/>
           <w:sz w:val="22"/>
           <w:lang w:val="en-US" w:eastAsia="ko-KR"/>
         </w:rPr>
@@ -2684,7 +2684,7 @@
       </w:pPr>
       <w:r>
         <w:rPr>
-          <w:rFonts w:ascii="Noto Sans KR" w:hAnsi="Noto Sans KR" w:eastAsia="Noto Sans KR" w:cs="Noto Sans KR" w:hint="eastAsia"/>
+          <w:rFonts w:ascii="Apple SD Gothic Neo" w:hAnsi="Apple SD Gothic Neo" w:eastAsia="Apple SD Gothic Neo" w:cs="Apple SD Gothic Neo" w:hint="eastAsia"/>
           <w:sz w:val="22"/>
           <w:lang w:val="en-US" w:eastAsia="ko-KR"/>
         </w:rPr>
@@ -2707,7 +2707,7 @@
       </w:pPr>
       <w:r>
         <w:rPr>
-          <w:rFonts w:ascii="Noto Sans KR" w:hAnsi="Noto Sans KR" w:eastAsia="Noto Sans KR" w:cs="Noto Sans KR" w:hint="eastAsia"/>
+          <w:rFonts w:ascii="Apple SD Gothic Neo" w:hAnsi="Apple SD Gothic Neo" w:eastAsia="Apple SD Gothic Neo" w:cs="Apple SD Gothic Neo" w:hint="eastAsia"/>
           <w:sz w:val="22"/>
           <w:lang w:val="en-US" w:eastAsia="ko-KR"/>
         </w:rPr>
@@ -2722,7 +2722,7 @@
       </w:pPr>
       <w:r>
         <w:rPr>
-          <w:rFonts w:ascii="Noto Sans KR" w:hAnsi="Noto Sans KR" w:eastAsia="Noto Sans KR" w:cs="Noto Sans KR" w:hint="eastAsia"/>
+          <w:rFonts w:ascii="Apple SD Gothic Neo" w:hAnsi="Apple SD Gothic Neo" w:eastAsia="Apple SD Gothic Neo" w:cs="Apple SD Gothic Neo" w:hint="eastAsia"/>
           <w:sz w:val="22"/>
           <w:lang w:val="en-US" w:eastAsia="ko-KR"/>
         </w:rPr>
@@ -2737,7 +2737,7 @@
       </w:pPr>
       <w:r>
         <w:rPr>
-          <w:rFonts w:ascii="Noto Sans KR" w:hAnsi="Noto Sans KR" w:eastAsia="Noto Sans KR" w:cs="Noto Sans KR" w:hint="eastAsia"/>
+          <w:rFonts w:ascii="Apple SD Gothic Neo" w:hAnsi="Apple SD Gothic Neo" w:eastAsia="Apple SD Gothic Neo" w:cs="Apple SD Gothic Neo" w:hint="eastAsia"/>
           <w:sz w:val="22"/>
           <w:lang w:val="en-US" w:eastAsia="ko-KR"/>
         </w:rPr>
@@ -2752,7 +2752,7 @@
       </w:pPr>
       <w:r>
         <w:rPr>
-          <w:rFonts w:ascii="Noto Sans KR" w:hAnsi="Noto Sans KR" w:eastAsia="Noto Sans KR" w:cs="Noto Sans KR" w:hint="eastAsia"/>
+          <w:rFonts w:ascii="Apple SD Gothic Neo" w:hAnsi="Apple SD Gothic Neo" w:eastAsia="Apple SD Gothic Neo" w:cs="Apple SD Gothic Neo" w:hint="eastAsia"/>
           <w:sz w:val="22"/>
           <w:lang w:val="en-US" w:eastAsia="ko-KR"/>
         </w:rPr>
@@ -2767,7 +2767,7 @@
       </w:pPr>
       <w:r>
         <w:rPr>
-          <w:rFonts w:ascii="Noto Sans KR" w:hAnsi="Noto Sans KR" w:eastAsia="Noto Sans KR" w:cs="Noto Sans KR" w:hint="eastAsia"/>
+          <w:rFonts w:ascii="Apple SD Gothic Neo" w:hAnsi="Apple SD Gothic Neo" w:eastAsia="Apple SD Gothic Neo" w:cs="Apple SD Gothic Neo" w:hint="eastAsia"/>
           <w:sz w:val="22"/>
           <w:lang w:val="en-US" w:eastAsia="ko-KR"/>
         </w:rPr>
@@ -2808,7 +2808,7 @@
             </w:pPr>
             <w:r>
               <w:rPr>
-                <w:rFonts w:ascii="Noto Sans KR" w:hAnsi="Noto Sans KR" w:eastAsia="Noto Sans KR" w:cs="Noto Sans KR" w:hint="eastAsia"/>
+                <w:rFonts w:ascii="Apple SD Gothic Neo" w:hAnsi="Apple SD Gothic Neo" w:eastAsia="Apple SD Gothic Neo" w:cs="Apple SD Gothic Neo" w:hint="eastAsia"/>
                 <w:b/>
                 <w:color w:val="66D3BA"/>
                 <w:sz w:val="21"/>
@@ -2819,7 +2819,7 @@
             </w:r>
             <w:r>
               <w:rPr>
-                <w:rFonts w:ascii="Noto Sans KR" w:hAnsi="Noto Sans KR" w:eastAsia="Noto Sans KR" w:cs="Noto Sans KR" w:hint="eastAsia"/>
+                <w:rFonts w:ascii="Apple SD Gothic Neo" w:hAnsi="Apple SD Gothic Neo" w:eastAsia="Apple SD Gothic Neo" w:cs="Apple SD Gothic Neo" w:hint="eastAsia"/>
                 <w:b/>
                 <w:color w:val="0B1F33"/>
                 <w:sz w:val="23"/>
@@ -2857,7 +2857,7 @@
     </w:pPr>
     <w:r>
       <w:rPr>
-        <w:rFonts w:ascii="Noto Sans KR" w:hAnsi="Noto Sans KR" w:eastAsia="Noto Sans KR" w:cs="Noto Sans KR" w:hint="eastAsia"/>
+        <w:rFonts w:ascii="Apple SD Gothic Neo" w:hAnsi="Apple SD Gothic Neo" w:eastAsia="Apple SD Gothic Neo" w:cs="Apple SD Gothic Neo" w:hint="eastAsia"/>
         <w:color w:val="5C6F7B"/>
         <w:sz w:val="18"/>
         <w:lang w:val="en-US" w:eastAsia="ko-KR"/>
@@ -2883,7 +2883,7 @@
     </w:pPr>
     <w:r>
       <w:rPr>
-        <w:rFonts w:ascii="Noto Sans KR" w:hAnsi="Noto Sans KR" w:eastAsia="Noto Sans KR" w:cs="Noto Sans KR" w:hint="eastAsia"/>
+        <w:rFonts w:ascii="Apple SD Gothic Neo" w:hAnsi="Apple SD Gothic Neo" w:eastAsia="Apple SD Gothic Neo" w:cs="Apple SD Gothic Neo" w:hint="eastAsia"/>
         <w:b/>
         <w:color w:val="5C6F7B"/>
         <w:sz w:val="18"/>
@@ -3262,7 +3262,7 @@
       <w:spacing w:before="0" w:after="120" w:line="300" w:lineRule="auto"/>
     </w:pPr>
     <w:rPr>
-      <w:rFonts w:ascii="Noto Sans KR" w:hAnsi="Noto Sans KR" w:eastAsia="Noto Sans KR"/>
+      <w:rFonts w:ascii="Apple SD Gothic Neo" w:hAnsi="Apple SD Gothic Neo" w:eastAsia="Apple SD Gothic Neo"/>
       <w:color w:val="000000"/>
       <w:sz w:val="22"/>
     </w:rPr>
@@ -3326,7 +3326,7 @@
       <w:outlineLvl w:val="0"/>
     </w:pPr>
     <w:rPr>
-      <w:rFonts w:asciiTheme="majorHAnsi" w:eastAsiaTheme="majorEastAsia" w:hAnsiTheme="majorHAnsi" w:cstheme="majorBidi" w:ascii="Noto Sans KR" w:hAnsi="Noto Sans KR" w:eastAsia="Noto Sans KR"/>
+      <w:rFonts w:asciiTheme="majorHAnsi" w:eastAsiaTheme="majorEastAsia" w:hAnsiTheme="majorHAnsi" w:cstheme="majorBidi" w:ascii="Apple SD Gothic Neo" w:hAnsi="Apple SD Gothic Neo" w:eastAsia="Apple SD Gothic Neo"/>
       <w:b/>
       <w:bCs/>
       <w:color w:val="2E74B5"/>
@@ -3350,7 +3350,7 @@
       <w:outlineLvl w:val="1"/>
     </w:pPr>
     <w:rPr>
-      <w:rFonts w:asciiTheme="majorHAnsi" w:eastAsiaTheme="majorEastAsia" w:hAnsiTheme="majorHAnsi" w:cstheme="majorBidi" w:ascii="Noto Sans KR" w:hAnsi="Noto Sans KR" w:eastAsia="Noto Sans KR"/>
+      <w:rFonts w:asciiTheme="majorHAnsi" w:eastAsiaTheme="majorEastAsia" w:hAnsiTheme="majorHAnsi" w:cstheme="majorBidi" w:ascii="Apple SD Gothic Neo" w:hAnsi="Apple SD Gothic Neo" w:eastAsia="Apple SD Gothic Neo"/>
       <w:b/>
       <w:bCs/>
       <w:color w:val="2E74B5"/>
@@ -3374,7 +3374,7 @@
       <w:outlineLvl w:val="2"/>
     </w:pPr>
     <w:rPr>
-      <w:rFonts w:asciiTheme="majorHAnsi" w:eastAsiaTheme="majorEastAsia" w:hAnsiTheme="majorHAnsi" w:cstheme="majorBidi" w:ascii="Noto Sans KR" w:hAnsi="Noto Sans KR" w:eastAsia="Noto Sans KR"/>
+      <w:rFonts w:asciiTheme="majorHAnsi" w:eastAsiaTheme="majorEastAsia" w:hAnsiTheme="majorHAnsi" w:cstheme="majorBidi" w:ascii="Apple SD Gothic Neo" w:hAnsi="Apple SD Gothic Neo" w:eastAsia="Apple SD Gothic Neo"/>
       <w:b/>
       <w:bCs/>
       <w:color w:val="1F4D78"/>
@@ -3613,7 +3613,7 @@
       <w:contextualSpacing/>
     </w:pPr>
     <w:rPr>
-      <w:rFonts w:asciiTheme="majorHAnsi" w:eastAsiaTheme="majorEastAsia" w:hAnsiTheme="majorHAnsi" w:cstheme="majorBidi" w:ascii="Noto Sans KR" w:hAnsi="Noto Sans KR" w:eastAsia="Noto Sans KR"/>
+      <w:rFonts w:asciiTheme="majorHAnsi" w:eastAsiaTheme="majorEastAsia" w:hAnsiTheme="majorHAnsi" w:cstheme="majorBidi" w:ascii="Apple SD Gothic Neo" w:hAnsi="Apple SD Gothic Neo" w:eastAsia="Apple SD Gothic Neo"/>
       <w:b/>
       <w:color w:val="0B1F33"/>
       <w:spacing w:val="5"/>
@@ -3652,7 +3652,7 @@
       <w:spacing w:before="0" w:after="360"/>
     </w:pPr>
     <w:rPr>
-      <w:rFonts w:asciiTheme="majorHAnsi" w:eastAsiaTheme="majorEastAsia" w:hAnsiTheme="majorHAnsi" w:cstheme="majorBidi" w:ascii="Noto Sans KR" w:hAnsi="Noto Sans KR" w:eastAsia="Noto Sans KR"/>
+      <w:rFonts w:asciiTheme="majorHAnsi" w:eastAsiaTheme="majorEastAsia" w:hAnsiTheme="majorHAnsi" w:cstheme="majorBidi" w:ascii="Apple SD Gothic Neo" w:hAnsi="Apple SD Gothic Neo" w:eastAsia="Apple SD Gothic Neo"/>
       <w:i/>
       <w:iCs/>
       <w:color w:val="5C6F7B"/>
@@ -3798,7 +3798,7 @@
       <w:contextualSpacing/>
     </w:pPr>
     <w:rPr>
-      <w:rFonts w:ascii="Noto Sans KR" w:hAnsi="Noto Sans KR" w:eastAsia="Noto Sans KR"/>
+      <w:rFonts w:ascii="Apple SD Gothic Neo" w:hAnsi="Apple SD Gothic Neo" w:eastAsia="Apple SD Gothic Neo"/>
       <w:sz w:val="22"/>
     </w:rPr>
   </w:style>
@@ -3843,7 +3843,7 @@
       <w:contextualSpacing/>
     </w:pPr>
     <w:rPr>
-      <w:rFonts w:ascii="Noto Sans KR" w:hAnsi="Noto Sans KR" w:eastAsia="Noto Sans KR"/>
+      <w:rFonts w:ascii="Apple SD Gothic Neo" w:hAnsi="Apple SD Gothic Neo" w:eastAsia="Apple SD Gothic Neo"/>
       <w:sz w:val="22"/>
     </w:rPr>
   </w:style>
@@ -4069,7 +4069,7 @@
       <w:spacing w:line="240" w:lineRule="auto" w:before="80" w:after="160"/>
     </w:pPr>
     <w:rPr>
-      <w:rFonts w:ascii="Noto Sans KR" w:hAnsi="Noto Sans KR" w:eastAsia="Noto Sans KR"/>
+      <w:rFonts w:ascii="Apple SD Gothic Neo" w:hAnsi="Apple SD Gothic Neo" w:eastAsia="Apple SD Gothic Neo"/>
       <w:b/>
       <w:bCs/>
       <w:i/>

--- a/temp_Proposal/11_Handoff/ICEBREAKER_기획자_작업전달서.docx
+++ b/temp_Proposal/11_Handoff/ICEBREAKER_기획자_작업전달서.docx
@@ -883,7 +883,7 @@
           <w:sz w:val="20"/>
           <w:lang w:val="en-US" w:eastAsia="ko-KR"/>
         </w:rPr>
-        <w:t>예상시간에는 빌드 실행·기록·Issue 정리까지 포함합니다. 밸런스 값은 직접 수정하지 않습니다.</w:t>
+        <w:t>예상시간에는 빌드 실행·기록·Issue 정리까지 포함합니다. 밸런스 값은 직접 수정하지 않습니다. ‘시작 전 필요한 것’은 앞서 끝내야 할 작업이나 받아야 할 테스트 빌드·자료입니다.</w:t>
       </w:r>
     </w:p>
     <w:tbl>
@@ -1020,7 +1020,7 @@
                 <w:sz w:val="16"/>
                 <w:lang w:val="en-US" w:eastAsia="ko-KR"/>
               </w:rPr>
-              <w:t>선행·입력</w:t>
+              <w:t>시작 전 필요한 것</w:t>
             </w:r>
           </w:p>
         </w:tc>
@@ -1321,7 +1321,7 @@
                 <w:sz w:val="15"/>
                 <w:lang w:val="en-US" w:eastAsia="ko-KR"/>
               </w:rPr>
-              <w:t>PLAN-01</w:t>
+              <w:t>PLAN-01 안내 완료</w:t>
             </w:r>
           </w:p>
         </w:tc>
@@ -1349,7 +1349,7 @@
                 <w:sz w:val="15"/>
                 <w:lang w:val="en-US" w:eastAsia="ko-KR"/>
               </w:rPr>
-              <w:t>비범위와 확인 질문을 구분함</w:t>
+              <w:t>모르는 내용을 질문으로 정리하고 이미 P0에서 제외된 기능은 빼둠</w:t>
             </w:r>
           </w:p>
         </w:tc>
@@ -1471,7 +1471,7 @@
                 <w:sz w:val="15"/>
                 <w:lang w:val="en-US" w:eastAsia="ko-KR"/>
               </w:rPr>
-              <w:t>INT-02 빌드</w:t>
+              <w:t>전체 반복이 연결된 INT-02 빌드</w:t>
             </w:r>
           </w:p>
         </w:tc>
@@ -1621,7 +1621,7 @@
                 <w:sz w:val="15"/>
                 <w:lang w:val="en-US" w:eastAsia="ko-KR"/>
               </w:rPr>
-              <w:t>INT-02·밸런스 표</w:t>
+              <w:t>INT-02 빌드·밸런스 표</w:t>
             </w:r>
           </w:p>
         </w:tc>
@@ -1771,7 +1771,7 @@
                 <w:sz w:val="15"/>
                 <w:lang w:val="en-US" w:eastAsia="ko-KR"/>
               </w:rPr>
-              <w:t>INT-03 빌드</w:t>
+              <w:t>전체 P0가 연결된 INT-03 빌드</w:t>
             </w:r>
           </w:p>
         </w:tc>
@@ -1921,7 +1921,7 @@
                 <w:sz w:val="15"/>
                 <w:lang w:val="en-US" w:eastAsia="ko-KR"/>
               </w:rPr>
-              <w:t>REL-01 빌드</w:t>
+              <w:t>Windows 후보 빌드 REL-01</w:t>
             </w:r>
           </w:p>
         </w:tc>

--- a/temp_Proposal/11_Handoff/ICEBREAKER_기획자_작업전달서.docx
+++ b/temp_Proposal/11_Handoff/ICEBREAKER_기획자_작업전달서.docx
@@ -553,6 +553,921 @@
         <w:pStyle w:val="Heading1"/>
       </w:pPr>
       <w:r>
+        <w:t>먼저 알아둘 말</w:t>
+      </w:r>
+    </w:p>
+    <w:tbl>
+      <w:tblPr>
+        <w:tblStyle w:val="TableGrid"/>
+        <w:tblW w:type="dxa" w:w="9360"/>
+        <w:jc w:val="left"/>
+        <w:tblLayout w:type="fixed"/>
+        <w:tblLook w:firstColumn="1" w:firstRow="1" w:lastColumn="0" w:lastRow="0" w:noHBand="0" w:noVBand="1" w:val="04A0"/>
+        <w:tblInd w:w="0" w:type="dxa"/>
+      </w:tblPr>
+      <w:tblGrid>
+        <w:gridCol w:w="9360"/>
+      </w:tblGrid>
+      <w:tr>
+        <w:trPr>
+          <w:cantSplit/>
+        </w:trPr>
+        <w:tc>
+          <w:tcPr>
+            <w:tcW w:type="dxa" w:w="9360"/>
+            <w:vAlign w:val="center"/>
+            <w:tcMar>
+              <w:top w:w="80" w:type="dxa"/>
+              <w:start w:w="120" w:type="dxa"/>
+              <w:bottom w:w="80" w:type="dxa"/>
+              <w:end w:w="120" w:type="dxa"/>
+            </w:tcMar>
+            <w:shd w:fill="F4F6F9" w:val="clear"/>
+          </w:tcPr>
+          <w:p>
+            <w:pPr>
+              <w:spacing w:after="60"/>
+            </w:pPr>
+            <w:r>
+              <w:rPr>
+                <w:rFonts w:ascii="Apple SD Gothic Neo" w:hAnsi="Apple SD Gothic Neo" w:eastAsia="Apple SD Gothic Neo" w:cs="Apple SD Gothic Neo" w:hint="eastAsia"/>
+                <w:b/>
+                <w:color w:val="66D3BA"/>
+                <w:sz w:val="21"/>
+                <w:lang w:val="en-US" w:eastAsia="ko-KR"/>
+              </w:rPr>
+              <w:t>코드는 작업 이름표</w:t>
+              <w:br/>
+            </w:r>
+            <w:r>
+              <w:rPr>
+                <w:rFonts w:ascii="Apple SD Gothic Neo" w:hAnsi="Apple SD Gothic Neo" w:eastAsia="Apple SD Gothic Neo" w:cs="Apple SD Gothic Neo" w:hint="eastAsia"/>
+                <w:b/>
+                <w:color w:val="0B1F33"/>
+                <w:sz w:val="23"/>
+                <w:lang w:val="en-US" w:eastAsia="ko-KR"/>
+              </w:rPr>
+              <w:t>PLAN-01 같은 코드는 작업을 찾기 위한 이름표입니다. 완료 조건을 먼저 읽고, 필요한 빌드가 도착하면 해당 작업을 시작하면 됩니다.</w:t>
+            </w:r>
+          </w:p>
+        </w:tc>
+      </w:tr>
+    </w:tbl>
+    <w:p>
+      <w:pPr>
+        <w:spacing w:after="0"/>
+      </w:pPr>
+    </w:p>
+    <w:tbl>
+      <w:tblPr>
+        <w:tblStyle w:val="TableGrid"/>
+        <w:tblW w:type="dxa" w:w="9360"/>
+        <w:tblLayout w:type="fixed"/>
+        <w:tblLook w:firstColumn="1" w:firstRow="1" w:lastColumn="0" w:lastRow="0" w:noHBand="0" w:noVBand="1" w:val="04A0"/>
+        <w:jc w:val="left"/>
+        <w:tblInd w:w="0" w:type="dxa"/>
+      </w:tblPr>
+      <w:tblGrid>
+        <w:gridCol w:w="1280"/>
+        <w:gridCol w:w="3400"/>
+        <w:gridCol w:w="1280"/>
+        <w:gridCol w:w="3400"/>
+      </w:tblGrid>
+      <w:tr>
+        <w:trPr>
+          <w:cantSplit/>
+          <w:cantSplit/>
+        </w:trPr>
+        <w:tc>
+          <w:tcPr>
+            <w:tcW w:type="dxa" w:w="1280"/>
+            <w:vAlign w:val="center"/>
+            <w:tcMar>
+              <w:top w:w="28" w:type="dxa"/>
+              <w:start w:w="90" w:type="dxa"/>
+              <w:bottom w:w="28" w:type="dxa"/>
+              <w:end w:w="90" w:type="dxa"/>
+            </w:tcMar>
+            <w:shd w:fill="E8EEF5" w:val="clear"/>
+          </w:tcPr>
+          <w:p>
+            <w:pPr>
+              <w:spacing w:before="0" w:after="0" w:line="259" w:lineRule="auto"/>
+              <w:jc w:val="center"/>
+            </w:pPr>
+            <w:r>
+              <w:rPr>
+                <w:rFonts w:ascii="Apple SD Gothic Neo" w:hAnsi="Apple SD Gothic Neo" w:eastAsia="Apple SD Gothic Neo" w:cs="Apple SD Gothic Neo" w:hint="eastAsia"/>
+                <w:b/>
+                <w:color w:val="0B2545"/>
+                <w:sz w:val="17"/>
+                <w:lang w:val="en-US" w:eastAsia="ko-KR"/>
+              </w:rPr>
+              <w:t>말</w:t>
+            </w:r>
+          </w:p>
+        </w:tc>
+        <w:tc>
+          <w:tcPr>
+            <w:tcW w:type="dxa" w:w="3400"/>
+            <w:vAlign w:val="center"/>
+            <w:tcMar>
+              <w:top w:w="28" w:type="dxa"/>
+              <w:start w:w="90" w:type="dxa"/>
+              <w:bottom w:w="28" w:type="dxa"/>
+              <w:end w:w="90" w:type="dxa"/>
+            </w:tcMar>
+            <w:shd w:fill="E8EEF5" w:val="clear"/>
+          </w:tcPr>
+          <w:p>
+            <w:pPr>
+              <w:spacing w:before="0" w:after="0" w:line="259" w:lineRule="auto"/>
+              <w:jc w:val="center"/>
+            </w:pPr>
+            <w:r>
+              <w:rPr>
+                <w:rFonts w:ascii="Apple SD Gothic Neo" w:hAnsi="Apple SD Gothic Neo" w:eastAsia="Apple SD Gothic Neo" w:cs="Apple SD Gothic Neo" w:hint="eastAsia"/>
+                <w:b/>
+                <w:color w:val="0B2545"/>
+                <w:sz w:val="17"/>
+                <w:lang w:val="en-US" w:eastAsia="ko-KR"/>
+              </w:rPr>
+              <w:t>뜻</w:t>
+            </w:r>
+          </w:p>
+        </w:tc>
+        <w:tc>
+          <w:tcPr>
+            <w:tcW w:type="dxa" w:w="1280"/>
+            <w:vAlign w:val="center"/>
+            <w:tcMar>
+              <w:top w:w="28" w:type="dxa"/>
+              <w:start w:w="90" w:type="dxa"/>
+              <w:bottom w:w="28" w:type="dxa"/>
+              <w:end w:w="90" w:type="dxa"/>
+            </w:tcMar>
+            <w:shd w:fill="E8EEF5" w:val="clear"/>
+          </w:tcPr>
+          <w:p>
+            <w:pPr>
+              <w:spacing w:before="0" w:after="0" w:line="259" w:lineRule="auto"/>
+              <w:jc w:val="center"/>
+            </w:pPr>
+            <w:r>
+              <w:rPr>
+                <w:rFonts w:ascii="Apple SD Gothic Neo" w:hAnsi="Apple SD Gothic Neo" w:eastAsia="Apple SD Gothic Neo" w:cs="Apple SD Gothic Neo" w:hint="eastAsia"/>
+                <w:b/>
+                <w:color w:val="0B2545"/>
+                <w:sz w:val="17"/>
+                <w:lang w:val="en-US" w:eastAsia="ko-KR"/>
+              </w:rPr>
+              <w:t>말</w:t>
+            </w:r>
+          </w:p>
+        </w:tc>
+        <w:tc>
+          <w:tcPr>
+            <w:tcW w:type="dxa" w:w="3400"/>
+            <w:vAlign w:val="center"/>
+            <w:tcMar>
+              <w:top w:w="28" w:type="dxa"/>
+              <w:start w:w="90" w:type="dxa"/>
+              <w:bottom w:w="28" w:type="dxa"/>
+              <w:end w:w="90" w:type="dxa"/>
+            </w:tcMar>
+            <w:shd w:fill="E8EEF5" w:val="clear"/>
+          </w:tcPr>
+          <w:p>
+            <w:pPr>
+              <w:spacing w:before="0" w:after="0" w:line="259" w:lineRule="auto"/>
+              <w:jc w:val="center"/>
+            </w:pPr>
+            <w:r>
+              <w:rPr>
+                <w:rFonts w:ascii="Apple SD Gothic Neo" w:hAnsi="Apple SD Gothic Neo" w:eastAsia="Apple SD Gothic Neo" w:cs="Apple SD Gothic Neo" w:hint="eastAsia"/>
+                <w:b/>
+                <w:color w:val="0B2545"/>
+                <w:sz w:val="17"/>
+                <w:lang w:val="en-US" w:eastAsia="ko-KR"/>
+              </w:rPr>
+              <w:t>뜻</w:t>
+            </w:r>
+          </w:p>
+        </w:tc>
+      </w:tr>
+      <w:tr>
+        <w:trPr>
+          <w:cantSplit/>
+        </w:trPr>
+        <w:tc>
+          <w:tcPr>
+            <w:tcW w:type="dxa" w:w="1280"/>
+            <w:vAlign w:val="center"/>
+            <w:tcMar>
+              <w:top w:w="28" w:type="dxa"/>
+              <w:start w:w="90" w:type="dxa"/>
+              <w:bottom w:w="28" w:type="dxa"/>
+              <w:end w:w="90" w:type="dxa"/>
+            </w:tcMar>
+          </w:tcPr>
+          <w:p>
+            <w:pPr>
+              <w:spacing w:before="0" w:after="0" w:line="259" w:lineRule="auto"/>
+              <w:jc w:val="left"/>
+            </w:pPr>
+            <w:r>
+              <w:rPr>
+                <w:rFonts w:ascii="Apple SD Gothic Neo" w:hAnsi="Apple SD Gothic Neo" w:eastAsia="Apple SD Gothic Neo" w:cs="Apple SD Gothic Neo" w:hint="eastAsia"/>
+                <w:b/>
+                <w:color w:val="66D3BA"/>
+                <w:sz w:val="16"/>
+                <w:lang w:val="en-US" w:eastAsia="ko-KR"/>
+              </w:rPr>
+              <w:t>P0</w:t>
+            </w:r>
+          </w:p>
+        </w:tc>
+        <w:tc>
+          <w:tcPr>
+            <w:tcW w:type="dxa" w:w="3400"/>
+            <w:vAlign w:val="center"/>
+            <w:tcMar>
+              <w:top w:w="28" w:type="dxa"/>
+              <w:start w:w="90" w:type="dxa"/>
+              <w:bottom w:w="28" w:type="dxa"/>
+              <w:end w:w="90" w:type="dxa"/>
+            </w:tcMar>
+          </w:tcPr>
+          <w:p>
+            <w:pPr>
+              <w:spacing w:before="0" w:after="0" w:line="259" w:lineRule="auto"/>
+              <w:jc w:val="left"/>
+            </w:pPr>
+            <w:r>
+              <w:rPr>
+                <w:rFonts w:ascii="Apple SD Gothic Neo" w:hAnsi="Apple SD Gothic Neo" w:eastAsia="Apple SD Gothic Neo" w:cs="Apple SD Gothic Neo" w:hint="eastAsia"/>
+                <w:b w:val="0"/>
+                <w:color w:val="000000"/>
+                <w:sz w:val="16"/>
+                <w:lang w:val="en-US" w:eastAsia="ko-KR"/>
+              </w:rPr>
+              <w:t>이번 게임잼에서 반드시 완성할 범위</w:t>
+            </w:r>
+          </w:p>
+        </w:tc>
+        <w:tc>
+          <w:tcPr>
+            <w:tcW w:type="dxa" w:w="1280"/>
+            <w:vAlign w:val="center"/>
+            <w:tcMar>
+              <w:top w:w="28" w:type="dxa"/>
+              <w:start w:w="90" w:type="dxa"/>
+              <w:bottom w:w="28" w:type="dxa"/>
+              <w:end w:w="90" w:type="dxa"/>
+            </w:tcMar>
+          </w:tcPr>
+          <w:p>
+            <w:pPr>
+              <w:spacing w:before="0" w:after="0" w:line="259" w:lineRule="auto"/>
+              <w:jc w:val="left"/>
+            </w:pPr>
+            <w:r>
+              <w:rPr>
+                <w:rFonts w:ascii="Apple SD Gothic Neo" w:hAnsi="Apple SD Gothic Neo" w:eastAsia="Apple SD Gothic Neo" w:cs="Apple SD Gothic Neo" w:hint="eastAsia"/>
+                <w:b/>
+                <w:color w:val="66D3BA"/>
+                <w:sz w:val="16"/>
+                <w:lang w:val="en-US" w:eastAsia="ko-KR"/>
+              </w:rPr>
+              <w:t>T1·T2·T3</w:t>
+            </w:r>
+          </w:p>
+        </w:tc>
+        <w:tc>
+          <w:tcPr>
+            <w:tcW w:type="dxa" w:w="3400"/>
+            <w:vAlign w:val="center"/>
+            <w:tcMar>
+              <w:top w:w="28" w:type="dxa"/>
+              <w:start w:w="90" w:type="dxa"/>
+              <w:bottom w:w="28" w:type="dxa"/>
+              <w:end w:w="90" w:type="dxa"/>
+            </w:tcMar>
+          </w:tcPr>
+          <w:p>
+            <w:pPr>
+              <w:spacing w:before="0" w:after="0" w:line="259" w:lineRule="auto"/>
+              <w:jc w:val="left"/>
+            </w:pPr>
+            <w:r>
+              <w:rPr>
+                <w:rFonts w:ascii="Apple SD Gothic Neo" w:hAnsi="Apple SD Gothic Neo" w:eastAsia="Apple SD Gothic Neo" w:cs="Apple SD Gothic Neo" w:hint="eastAsia"/>
+                <w:b w:val="0"/>
+                <w:color w:val="000000"/>
+                <w:sz w:val="16"/>
+                <w:lang w:val="en-US" w:eastAsia="ko-KR"/>
+              </w:rPr>
+              <w:t>기본·중간·단단한 얼음 단계</w:t>
+            </w:r>
+          </w:p>
+        </w:tc>
+      </w:tr>
+      <w:tr>
+        <w:trPr>
+          <w:cantSplit/>
+        </w:trPr>
+        <w:tc>
+          <w:tcPr>
+            <w:tcW w:type="dxa" w:w="1280"/>
+            <w:vAlign w:val="center"/>
+            <w:tcMar>
+              <w:top w:w="28" w:type="dxa"/>
+              <w:start w:w="90" w:type="dxa"/>
+              <w:bottom w:w="28" w:type="dxa"/>
+              <w:end w:w="90" w:type="dxa"/>
+            </w:tcMar>
+          </w:tcPr>
+          <w:p>
+            <w:pPr>
+              <w:spacing w:before="0" w:after="0" w:line="259" w:lineRule="auto"/>
+              <w:jc w:val="left"/>
+            </w:pPr>
+            <w:r>
+              <w:rPr>
+                <w:rFonts w:ascii="Apple SD Gothic Neo" w:hAnsi="Apple SD Gothic Neo" w:eastAsia="Apple SD Gothic Neo" w:cs="Apple SD Gothic Neo" w:hint="eastAsia"/>
+                <w:b/>
+                <w:color w:val="66D3BA"/>
+                <w:sz w:val="16"/>
+                <w:lang w:val="en-US" w:eastAsia="ko-KR"/>
+              </w:rPr>
+              <w:t>빌드</w:t>
+            </w:r>
+          </w:p>
+        </w:tc>
+        <w:tc>
+          <w:tcPr>
+            <w:tcW w:type="dxa" w:w="3400"/>
+            <w:vAlign w:val="center"/>
+            <w:tcMar>
+              <w:top w:w="28" w:type="dxa"/>
+              <w:start w:w="90" w:type="dxa"/>
+              <w:bottom w:w="28" w:type="dxa"/>
+              <w:end w:w="90" w:type="dxa"/>
+            </w:tcMar>
+          </w:tcPr>
+          <w:p>
+            <w:pPr>
+              <w:spacing w:before="0" w:after="0" w:line="259" w:lineRule="auto"/>
+              <w:jc w:val="left"/>
+            </w:pPr>
+            <w:r>
+              <w:rPr>
+                <w:rFonts w:ascii="Apple SD Gothic Neo" w:hAnsi="Apple SD Gothic Neo" w:eastAsia="Apple SD Gothic Neo" w:cs="Apple SD Gothic Neo" w:hint="eastAsia"/>
+                <w:b w:val="0"/>
+                <w:color w:val="000000"/>
+                <w:sz w:val="16"/>
+                <w:lang w:val="en-US" w:eastAsia="ko-KR"/>
+              </w:rPr>
+              <w:t>Windows에서 직접 실행해 볼 수 있게 묶은 게임 파일</w:t>
+            </w:r>
+          </w:p>
+        </w:tc>
+        <w:tc>
+          <w:tcPr>
+            <w:tcW w:type="dxa" w:w="1280"/>
+            <w:vAlign w:val="center"/>
+            <w:tcMar>
+              <w:top w:w="28" w:type="dxa"/>
+              <w:start w:w="90" w:type="dxa"/>
+              <w:bottom w:w="28" w:type="dxa"/>
+              <w:end w:w="90" w:type="dxa"/>
+            </w:tcMar>
+          </w:tcPr>
+          <w:p>
+            <w:pPr>
+              <w:spacing w:before="0" w:after="0" w:line="259" w:lineRule="auto"/>
+              <w:jc w:val="left"/>
+            </w:pPr>
+            <w:r>
+              <w:rPr>
+                <w:rFonts w:ascii="Apple SD Gothic Neo" w:hAnsi="Apple SD Gothic Neo" w:eastAsia="Apple SD Gothic Neo" w:cs="Apple SD Gothic Neo" w:hint="eastAsia"/>
+                <w:b/>
+                <w:color w:val="66D3BA"/>
+                <w:sz w:val="16"/>
+                <w:lang w:val="en-US" w:eastAsia="ko-KR"/>
+              </w:rPr>
+              <w:t>QA</w:t>
+            </w:r>
+          </w:p>
+        </w:tc>
+        <w:tc>
+          <w:tcPr>
+            <w:tcW w:type="dxa" w:w="3400"/>
+            <w:vAlign w:val="center"/>
+            <w:tcMar>
+              <w:top w:w="28" w:type="dxa"/>
+              <w:start w:w="90" w:type="dxa"/>
+              <w:bottom w:w="28" w:type="dxa"/>
+              <w:end w:w="90" w:type="dxa"/>
+            </w:tcMar>
+          </w:tcPr>
+          <w:p>
+            <w:pPr>
+              <w:spacing w:before="0" w:after="0" w:line="259" w:lineRule="auto"/>
+              <w:jc w:val="left"/>
+            </w:pPr>
+            <w:r>
+              <w:rPr>
+                <w:rFonts w:ascii="Apple SD Gothic Neo" w:hAnsi="Apple SD Gothic Neo" w:eastAsia="Apple SD Gothic Neo" w:cs="Apple SD Gothic Neo" w:hint="eastAsia"/>
+                <w:b w:val="0"/>
+                <w:color w:val="000000"/>
+                <w:sz w:val="16"/>
+                <w:lang w:val="en-US" w:eastAsia="ko-KR"/>
+              </w:rPr>
+              <w:t>직접 실행해 기능·문구·수치가 맞는지 확인하는 일</w:t>
+            </w:r>
+          </w:p>
+        </w:tc>
+      </w:tr>
+      <w:tr>
+        <w:trPr>
+          <w:cantSplit/>
+        </w:trPr>
+        <w:tc>
+          <w:tcPr>
+            <w:tcW w:type="dxa" w:w="1280"/>
+            <w:vAlign w:val="center"/>
+            <w:tcMar>
+              <w:top w:w="28" w:type="dxa"/>
+              <w:start w:w="90" w:type="dxa"/>
+              <w:bottom w:w="28" w:type="dxa"/>
+              <w:end w:w="90" w:type="dxa"/>
+            </w:tcMar>
+          </w:tcPr>
+          <w:p>
+            <w:pPr>
+              <w:spacing w:before="0" w:after="0" w:line="259" w:lineRule="auto"/>
+              <w:jc w:val="left"/>
+            </w:pPr>
+            <w:r>
+              <w:rPr>
+                <w:rFonts w:ascii="Apple SD Gothic Neo" w:hAnsi="Apple SD Gothic Neo" w:eastAsia="Apple SD Gothic Neo" w:cs="Apple SD Gothic Neo" w:hint="eastAsia"/>
+                <w:b/>
+                <w:color w:val="66D3BA"/>
+                <w:sz w:val="16"/>
+                <w:lang w:val="en-US" w:eastAsia="ko-KR"/>
+              </w:rPr>
+              <w:t>Issue</w:t>
+            </w:r>
+          </w:p>
+        </w:tc>
+        <w:tc>
+          <w:tcPr>
+            <w:tcW w:type="dxa" w:w="3400"/>
+            <w:vAlign w:val="center"/>
+            <w:tcMar>
+              <w:top w:w="28" w:type="dxa"/>
+              <w:start w:w="90" w:type="dxa"/>
+              <w:bottom w:w="28" w:type="dxa"/>
+              <w:end w:w="90" w:type="dxa"/>
+            </w:tcMar>
+          </w:tcPr>
+          <w:p>
+            <w:pPr>
+              <w:spacing w:before="0" w:after="0" w:line="259" w:lineRule="auto"/>
+              <w:jc w:val="left"/>
+            </w:pPr>
+            <w:r>
+              <w:rPr>
+                <w:rFonts w:ascii="Apple SD Gothic Neo" w:hAnsi="Apple SD Gothic Neo" w:eastAsia="Apple SD Gothic Neo" w:cs="Apple SD Gothic Neo" w:hint="eastAsia"/>
+                <w:b w:val="0"/>
+                <w:color w:val="000000"/>
+                <w:sz w:val="16"/>
+                <w:lang w:val="en-US" w:eastAsia="ko-KR"/>
+              </w:rPr>
+              <w:t>GitHub에 남기는 문제·제안 카드</w:t>
+            </w:r>
+          </w:p>
+        </w:tc>
+        <w:tc>
+          <w:tcPr>
+            <w:tcW w:type="dxa" w:w="1280"/>
+            <w:vAlign w:val="center"/>
+            <w:tcMar>
+              <w:top w:w="28" w:type="dxa"/>
+              <w:start w:w="90" w:type="dxa"/>
+              <w:bottom w:w="28" w:type="dxa"/>
+              <w:end w:w="90" w:type="dxa"/>
+            </w:tcMar>
+          </w:tcPr>
+          <w:p>
+            <w:pPr>
+              <w:spacing w:before="0" w:after="0" w:line="259" w:lineRule="auto"/>
+              <w:jc w:val="left"/>
+            </w:pPr>
+            <w:r>
+              <w:rPr>
+                <w:rFonts w:ascii="Apple SD Gothic Neo" w:hAnsi="Apple SD Gothic Neo" w:eastAsia="Apple SD Gothic Neo" w:cs="Apple SD Gothic Neo" w:hint="eastAsia"/>
+                <w:b/>
+                <w:color w:val="66D3BA"/>
+                <w:sz w:val="16"/>
+                <w:lang w:val="en-US" w:eastAsia="ko-KR"/>
+              </w:rPr>
+              <w:t>Project</w:t>
+            </w:r>
+          </w:p>
+        </w:tc>
+        <w:tc>
+          <w:tcPr>
+            <w:tcW w:type="dxa" w:w="3400"/>
+            <w:vAlign w:val="center"/>
+            <w:tcMar>
+              <w:top w:w="28" w:type="dxa"/>
+              <w:start w:w="90" w:type="dxa"/>
+              <w:bottom w:w="28" w:type="dxa"/>
+              <w:end w:w="90" w:type="dxa"/>
+            </w:tcMar>
+          </w:tcPr>
+          <w:p>
+            <w:pPr>
+              <w:spacing w:before="0" w:after="0" w:line="259" w:lineRule="auto"/>
+              <w:jc w:val="left"/>
+            </w:pPr>
+            <w:r>
+              <w:rPr>
+                <w:rFonts w:ascii="Apple SD Gothic Neo" w:hAnsi="Apple SD Gothic Neo" w:eastAsia="Apple SD Gothic Neo" w:cs="Apple SD Gothic Neo" w:hint="eastAsia"/>
+                <w:b w:val="0"/>
+                <w:color w:val="000000"/>
+                <w:sz w:val="16"/>
+                <w:lang w:val="en-US" w:eastAsia="ko-KR"/>
+              </w:rPr>
+              <w:t>Issue의 할 일/진행 중/완료 상태를 보는 보드</w:t>
+            </w:r>
+          </w:p>
+        </w:tc>
+      </w:tr>
+      <w:tr>
+        <w:trPr>
+          <w:cantSplit/>
+        </w:trPr>
+        <w:tc>
+          <w:tcPr>
+            <w:tcW w:type="dxa" w:w="1280"/>
+            <w:vAlign w:val="center"/>
+            <w:tcMar>
+              <w:top w:w="28" w:type="dxa"/>
+              <w:start w:w="90" w:type="dxa"/>
+              <w:bottom w:w="28" w:type="dxa"/>
+              <w:end w:w="90" w:type="dxa"/>
+            </w:tcMar>
+          </w:tcPr>
+          <w:p>
+            <w:pPr>
+              <w:spacing w:before="0" w:after="0" w:line="259" w:lineRule="auto"/>
+              <w:jc w:val="left"/>
+            </w:pPr>
+            <w:r>
+              <w:rPr>
+                <w:rFonts w:ascii="Apple SD Gothic Neo" w:hAnsi="Apple SD Gothic Neo" w:eastAsia="Apple SD Gothic Neo" w:cs="Apple SD Gothic Neo" w:hint="eastAsia"/>
+                <w:b/>
+                <w:color w:val="66D3BA"/>
+                <w:sz w:val="16"/>
+                <w:lang w:val="en-US" w:eastAsia="ko-KR"/>
+              </w:rPr>
+              <w:t>시연 데이터</w:t>
+            </w:r>
+          </w:p>
+        </w:tc>
+        <w:tc>
+          <w:tcPr>
+            <w:tcW w:type="dxa" w:w="3400"/>
+            <w:vAlign w:val="center"/>
+            <w:tcMar>
+              <w:top w:w="28" w:type="dxa"/>
+              <w:start w:w="90" w:type="dxa"/>
+              <w:bottom w:w="28" w:type="dxa"/>
+              <w:end w:w="90" w:type="dxa"/>
+            </w:tcMar>
+          </w:tcPr>
+          <w:p>
+            <w:pPr>
+              <w:spacing w:before="0" w:after="0" w:line="259" w:lineRule="auto"/>
+              <w:jc w:val="left"/>
+            </w:pPr>
+            <w:r>
+              <w:rPr>
+                <w:rFonts w:ascii="Apple SD Gothic Neo" w:hAnsi="Apple SD Gothic Neo" w:eastAsia="Apple SD Gothic Neo" w:cs="Apple SD Gothic Neo" w:hint="eastAsia"/>
+                <w:b w:val="0"/>
+                <w:color w:val="000000"/>
+                <w:sz w:val="16"/>
+                <w:lang w:val="en-US" w:eastAsia="ko-KR"/>
+              </w:rPr>
+              <w:t>짧은 시간 안에 전체 흐름을 확인하도록 조정한 테스트 설정</w:t>
+            </w:r>
+          </w:p>
+        </w:tc>
+        <w:tc>
+          <w:tcPr>
+            <w:tcW w:type="dxa" w:w="1280"/>
+            <w:vAlign w:val="center"/>
+            <w:tcMar>
+              <w:top w:w="28" w:type="dxa"/>
+              <w:start w:w="90" w:type="dxa"/>
+              <w:bottom w:w="28" w:type="dxa"/>
+              <w:end w:w="90" w:type="dxa"/>
+            </w:tcMar>
+          </w:tcPr>
+          <w:p>
+            <w:pPr>
+              <w:spacing w:before="0" w:after="0" w:line="259" w:lineRule="auto"/>
+              <w:jc w:val="left"/>
+            </w:pPr>
+            <w:r>
+              <w:rPr>
+                <w:rFonts w:ascii="Apple SD Gothic Neo" w:hAnsi="Apple SD Gothic Neo" w:eastAsia="Apple SD Gothic Neo" w:cs="Apple SD Gothic Neo" w:hint="eastAsia"/>
+                <w:b/>
+                <w:color w:val="66D3BA"/>
+                <w:sz w:val="16"/>
+                <w:lang w:val="en-US" w:eastAsia="ko-KR"/>
+              </w:rPr>
+              <w:t>재현</w:t>
+            </w:r>
+          </w:p>
+        </w:tc>
+        <w:tc>
+          <w:tcPr>
+            <w:tcW w:type="dxa" w:w="3400"/>
+            <w:vAlign w:val="center"/>
+            <w:tcMar>
+              <w:top w:w="28" w:type="dxa"/>
+              <w:start w:w="90" w:type="dxa"/>
+              <w:bottom w:w="28" w:type="dxa"/>
+              <w:end w:w="90" w:type="dxa"/>
+            </w:tcMar>
+          </w:tcPr>
+          <w:p>
+            <w:pPr>
+              <w:spacing w:before="0" w:after="0" w:line="259" w:lineRule="auto"/>
+              <w:jc w:val="left"/>
+            </w:pPr>
+            <w:r>
+              <w:rPr>
+                <w:rFonts w:ascii="Apple SD Gothic Neo" w:hAnsi="Apple SD Gothic Neo" w:eastAsia="Apple SD Gothic Neo" w:cs="Apple SD Gothic Neo" w:hint="eastAsia"/>
+                <w:b w:val="0"/>
+                <w:color w:val="000000"/>
+                <w:sz w:val="16"/>
+                <w:lang w:val="en-US" w:eastAsia="ko-KR"/>
+              </w:rPr>
+              <w:t>같은 문제를 다시 일으키는 입력 순서</w:t>
+            </w:r>
+          </w:p>
+        </w:tc>
+      </w:tr>
+      <w:tr>
+        <w:trPr>
+          <w:cantSplit/>
+        </w:trPr>
+        <w:tc>
+          <w:tcPr>
+            <w:tcW w:type="dxa" w:w="1280"/>
+            <w:vAlign w:val="center"/>
+            <w:tcMar>
+              <w:top w:w="28" w:type="dxa"/>
+              <w:start w:w="90" w:type="dxa"/>
+              <w:bottom w:w="28" w:type="dxa"/>
+              <w:end w:w="90" w:type="dxa"/>
+            </w:tcMar>
+          </w:tcPr>
+          <w:p>
+            <w:pPr>
+              <w:spacing w:before="0" w:after="0" w:line="259" w:lineRule="auto"/>
+              <w:jc w:val="left"/>
+            </w:pPr>
+            <w:r>
+              <w:rPr>
+                <w:rFonts w:ascii="Apple SD Gothic Neo" w:hAnsi="Apple SD Gothic Neo" w:eastAsia="Apple SD Gothic Neo" w:cs="Apple SD Gothic Neo" w:hint="eastAsia"/>
+                <w:b/>
+                <w:color w:val="66D3BA"/>
+                <w:sz w:val="16"/>
+                <w:lang w:val="en-US" w:eastAsia="ko-KR"/>
+              </w:rPr>
+              <w:t>INT-02</w:t>
+            </w:r>
+          </w:p>
+        </w:tc>
+        <w:tc>
+          <w:tcPr>
+            <w:tcW w:type="dxa" w:w="3400"/>
+            <w:vAlign w:val="center"/>
+            <w:tcMar>
+              <w:top w:w="28" w:type="dxa"/>
+              <w:start w:w="90" w:type="dxa"/>
+              <w:bottom w:w="28" w:type="dxa"/>
+              <w:end w:w="90" w:type="dxa"/>
+            </w:tcMar>
+          </w:tcPr>
+          <w:p>
+            <w:pPr>
+              <w:spacing w:before="0" w:after="0" w:line="259" w:lineRule="auto"/>
+              <w:jc w:val="left"/>
+            </w:pPr>
+            <w:r>
+              <w:rPr>
+                <w:rFonts w:ascii="Apple SD Gothic Neo" w:hAnsi="Apple SD Gothic Neo" w:eastAsia="Apple SD Gothic Neo" w:cs="Apple SD Gothic Neo" w:hint="eastAsia"/>
+                <w:b w:val="0"/>
+                <w:color w:val="000000"/>
+                <w:sz w:val="16"/>
+                <w:lang w:val="en-US" w:eastAsia="ko-KR"/>
+              </w:rPr>
+              <w:t>월요일에 항해→쇄빙→정산 한 사이클을 연결한 빌드</w:t>
+            </w:r>
+          </w:p>
+        </w:tc>
+        <w:tc>
+          <w:tcPr>
+            <w:tcW w:type="dxa" w:w="1280"/>
+            <w:vAlign w:val="center"/>
+            <w:tcMar>
+              <w:top w:w="28" w:type="dxa"/>
+              <w:start w:w="90" w:type="dxa"/>
+              <w:bottom w:w="28" w:type="dxa"/>
+              <w:end w:w="90" w:type="dxa"/>
+            </w:tcMar>
+          </w:tcPr>
+          <w:p>
+            <w:pPr>
+              <w:spacing w:before="0" w:after="0" w:line="259" w:lineRule="auto"/>
+              <w:jc w:val="left"/>
+            </w:pPr>
+            <w:r>
+              <w:rPr>
+                <w:rFonts w:ascii="Apple SD Gothic Neo" w:hAnsi="Apple SD Gothic Neo" w:eastAsia="Apple SD Gothic Neo" w:cs="Apple SD Gothic Neo" w:hint="eastAsia"/>
+                <w:b/>
+                <w:color w:val="66D3BA"/>
+                <w:sz w:val="16"/>
+                <w:lang w:val="en-US" w:eastAsia="ko-KR"/>
+              </w:rPr>
+              <w:t>INT-03</w:t>
+            </w:r>
+          </w:p>
+        </w:tc>
+        <w:tc>
+          <w:tcPr>
+            <w:tcW w:type="dxa" w:w="3400"/>
+            <w:vAlign w:val="center"/>
+            <w:tcMar>
+              <w:top w:w="28" w:type="dxa"/>
+              <w:start w:w="90" w:type="dxa"/>
+              <w:bottom w:w="28" w:type="dxa"/>
+              <w:end w:w="90" w:type="dxa"/>
+            </w:tcMar>
+          </w:tcPr>
+          <w:p>
+            <w:pPr>
+              <w:spacing w:before="0" w:after="0" w:line="259" w:lineRule="auto"/>
+              <w:jc w:val="left"/>
+            </w:pPr>
+            <w:r>
+              <w:rPr>
+                <w:rFonts w:ascii="Apple SD Gothic Neo" w:hAnsi="Apple SD Gothic Neo" w:eastAsia="Apple SD Gothic Neo" w:cs="Apple SD Gothic Neo" w:hint="eastAsia"/>
+                <w:b w:val="0"/>
+                <w:color w:val="000000"/>
+                <w:sz w:val="16"/>
+                <w:lang w:val="en-US" w:eastAsia="ko-KR"/>
+              </w:rPr>
+              <w:t>화요일에 모든 필수 기능을 연결한 통합 빌드</w:t>
+            </w:r>
+          </w:p>
+        </w:tc>
+      </w:tr>
+      <w:tr>
+        <w:trPr>
+          <w:cantSplit/>
+        </w:trPr>
+        <w:tc>
+          <w:tcPr>
+            <w:tcW w:type="dxa" w:w="1280"/>
+            <w:vAlign w:val="center"/>
+            <w:tcMar>
+              <w:top w:w="28" w:type="dxa"/>
+              <w:start w:w="90" w:type="dxa"/>
+              <w:bottom w:w="28" w:type="dxa"/>
+              <w:end w:w="90" w:type="dxa"/>
+            </w:tcMar>
+          </w:tcPr>
+          <w:p>
+            <w:pPr>
+              <w:spacing w:before="0" w:after="0" w:line="259" w:lineRule="auto"/>
+              <w:jc w:val="left"/>
+            </w:pPr>
+            <w:r>
+              <w:rPr>
+                <w:rFonts w:ascii="Apple SD Gothic Neo" w:hAnsi="Apple SD Gothic Neo" w:eastAsia="Apple SD Gothic Neo" w:cs="Apple SD Gothic Neo" w:hint="eastAsia"/>
+                <w:b/>
+                <w:color w:val="66D3BA"/>
+                <w:sz w:val="16"/>
+                <w:lang w:val="en-US" w:eastAsia="ko-KR"/>
+              </w:rPr>
+              <w:t>REL-01</w:t>
+            </w:r>
+          </w:p>
+        </w:tc>
+        <w:tc>
+          <w:tcPr>
+            <w:tcW w:type="dxa" w:w="3400"/>
+            <w:vAlign w:val="center"/>
+            <w:tcMar>
+              <w:top w:w="28" w:type="dxa"/>
+              <w:start w:w="90" w:type="dxa"/>
+              <w:bottom w:w="28" w:type="dxa"/>
+              <w:end w:w="90" w:type="dxa"/>
+            </w:tcMar>
+          </w:tcPr>
+          <w:p>
+            <w:pPr>
+              <w:spacing w:before="0" w:after="0" w:line="259" w:lineRule="auto"/>
+              <w:jc w:val="left"/>
+            </w:pPr>
+            <w:r>
+              <w:rPr>
+                <w:rFonts w:ascii="Apple SD Gothic Neo" w:hAnsi="Apple SD Gothic Neo" w:eastAsia="Apple SD Gothic Neo" w:cs="Apple SD Gothic Neo" w:hint="eastAsia"/>
+                <w:b w:val="0"/>
+                <w:color w:val="000000"/>
+                <w:sz w:val="16"/>
+                <w:lang w:val="en-US" w:eastAsia="ko-KR"/>
+              </w:rPr>
+              <w:t>수요일에 다른 Windows PC에서 확인할 후보 빌드</w:t>
+            </w:r>
+          </w:p>
+        </w:tc>
+        <w:tc>
+          <w:tcPr>
+            <w:tcW w:type="dxa" w:w="1280"/>
+            <w:vAlign w:val="center"/>
+            <w:tcMar>
+              <w:top w:w="28" w:type="dxa"/>
+              <w:start w:w="90" w:type="dxa"/>
+              <w:bottom w:w="28" w:type="dxa"/>
+              <w:end w:w="90" w:type="dxa"/>
+            </w:tcMar>
+          </w:tcPr>
+          <w:p>
+            <w:pPr>
+              <w:spacing w:before="0" w:after="0" w:line="259" w:lineRule="auto"/>
+              <w:jc w:val="left"/>
+            </w:pPr>
+            <w:r>
+              <w:rPr>
+                <w:rFonts w:ascii="Apple SD Gothic Neo" w:hAnsi="Apple SD Gothic Neo" w:eastAsia="Apple SD Gothic Neo" w:cs="Apple SD Gothic Neo" w:hint="eastAsia"/>
+                <w:b/>
+                <w:color w:val="66D3BA"/>
+                <w:sz w:val="16"/>
+                <w:lang w:val="en-US" w:eastAsia="ko-KR"/>
+              </w:rPr>
+              <w:t>이전 기능 다시 확인</w:t>
+            </w:r>
+          </w:p>
+        </w:tc>
+        <w:tc>
+          <w:tcPr>
+            <w:tcW w:type="dxa" w:w="3400"/>
+            <w:vAlign w:val="center"/>
+            <w:tcMar>
+              <w:top w:w="28" w:type="dxa"/>
+              <w:start w:w="90" w:type="dxa"/>
+              <w:bottom w:w="28" w:type="dxa"/>
+              <w:end w:w="90" w:type="dxa"/>
+            </w:tcMar>
+          </w:tcPr>
+          <w:p>
+            <w:pPr>
+              <w:spacing w:before="0" w:after="0" w:line="259" w:lineRule="auto"/>
+              <w:jc w:val="left"/>
+            </w:pPr>
+            <w:r>
+              <w:rPr>
+                <w:rFonts w:ascii="Apple SD Gothic Neo" w:hAnsi="Apple SD Gothic Neo" w:eastAsia="Apple SD Gothic Neo" w:cs="Apple SD Gothic Neo" w:hint="eastAsia"/>
+                <w:b w:val="0"/>
+                <w:color w:val="000000"/>
+                <w:sz w:val="16"/>
+                <w:lang w:val="en-US" w:eastAsia="ko-KR"/>
+              </w:rPr>
+              <w:t>수정 뒤에도 전에 되던 기능이 계속 되는지 확인하는 일</w:t>
+            </w:r>
+          </w:p>
+        </w:tc>
+      </w:tr>
+    </w:tbl>
+    <w:p>
+      <w:r>
+        <w:br w:type="page"/>
+      </w:r>
+    </w:p>
+    <w:p>
+      <w:pPr>
+        <w:pStyle w:val="Heading1"/>
+      </w:pPr>
+      <w:r>
         <w:t>1. 플레이 흐름</w:t>
       </w:r>
     </w:p>
@@ -799,7 +1714,7 @@
         <w:pStyle w:val="Heading1"/>
       </w:pPr>
       <w:r>
-        <w:t>3. 우선순위 판단</w:t>
+        <w:t>3. Issue 우선순위 판단</w:t>
       </w:r>
     </w:p>
     <w:p>
@@ -814,7 +1729,7 @@
           <w:sz w:val="22"/>
           <w:lang w:val="en-US" w:eastAsia="ko-KR"/>
         </w:rPr>
-        <w:t>P0: 진행 불가, 저장 손상, 중복 보상, timer 0 이후 보상, Windows 실행 실패</w:t>
+        <w:t>우선순위 1 — 즉시 공유: 진행 불가, 저장 손상, 중복 보상, 남은 시간이 0초가 된 뒤 보상 발생, Windows 실행 실패</w:t>
       </w:r>
     </w:p>
     <w:p>
@@ -829,7 +1744,7 @@
           <w:sz w:val="22"/>
           <w:lang w:val="en-US" w:eastAsia="ko-KR"/>
         </w:rPr>
-        <w:t>P1: 수치가 명백히 다름, UI 잘림, 상태 이해가 어려움</w:t>
+        <w:t>우선순위 2 — 기능 동결 전 수정: 수치가 명백히 다름, UI 잘림, 현재 상태를 이해하기 어려움</w:t>
       </w:r>
     </w:p>
     <w:p>
@@ -844,7 +1759,7 @@
           <w:sz w:val="22"/>
           <w:lang w:val="en-US" w:eastAsia="ko-KR"/>
         </w:rPr>
-        <w:t>P2: 문구·가독성·피드백 개선</w:t>
+        <w:t>우선순위 3 — 시간이 남으면 개선: 문구·가독성·피드백</w:t>
       </w:r>
     </w:p>
     <w:p>
@@ -859,7 +1774,7 @@
           <w:sz w:val="22"/>
           <w:lang w:val="en-US" w:eastAsia="ko-KR"/>
         </w:rPr>
-        <w:t>P3: 장식·취향·추가 아이디어</w:t>
+        <w:t>우선순위 4 — 이번에는 보류 가능: 장식·취향·추가 아이디어</w:t>
       </w:r>
     </w:p>
     <w:p>
@@ -1471,7 +2386,7 @@
                 <w:sz w:val="15"/>
                 <w:lang w:val="en-US" w:eastAsia="ko-KR"/>
               </w:rPr>
-              <w:t>전체 반복이 연결된 INT-02 빌드</w:t>
+              <w:t>월요일 전체 반복 빌드(INT-02)</w:t>
             </w:r>
           </w:p>
         </w:tc>
@@ -1499,7 +2414,7 @@
                 <w:sz w:val="15"/>
                 <w:lang w:val="en-US" w:eastAsia="ko-KR"/>
               </w:rPr>
-              <w:t>두 사이클 실행·차단/수치/가독성 Issue 등록</w:t>
+              <w:t>두 사이클 실행·진행 차단/수치/가독성 Issue 등록</w:t>
             </w:r>
           </w:p>
         </w:tc>
@@ -1743,7 +2658,7 @@
                 <w:sz w:val="15"/>
                 <w:lang w:val="en-US" w:eastAsia="ko-KR"/>
               </w:rPr>
-              <w:t>P0 완주·문구·가독성 QA</w:t>
+              <w:t>필수 범위(P0) 완주·문구·가독성 확인</w:t>
             </w:r>
           </w:p>
         </w:tc>
@@ -1771,7 +2686,7 @@
                 <w:sz w:val="15"/>
                 <w:lang w:val="en-US" w:eastAsia="ko-KR"/>
               </w:rPr>
-              <w:t>전체 P0가 연결된 INT-03 빌드</w:t>
+              <w:t>화요일 전체 통합 빌드(INT-03)</w:t>
             </w:r>
           </w:p>
         </w:tc>
@@ -1893,7 +2808,7 @@
                 <w:sz w:val="15"/>
                 <w:lang w:val="en-US" w:eastAsia="ko-KR"/>
               </w:rPr>
-              <w:t>Windows 릴리스 회귀</w:t>
+              <w:t>Windows 후보 빌드에서 이전 기능 다시 확인</w:t>
             </w:r>
           </w:p>
         </w:tc>
@@ -1921,7 +2836,7 @@
                 <w:sz w:val="15"/>
                 <w:lang w:val="en-US" w:eastAsia="ko-KR"/>
               </w:rPr>
-              <w:t>Windows 후보 빌드 REL-01</w:t>
+              <w:t>수요일 Windows 후보 빌드(REL-01)</w:t>
             </w:r>
           </w:p>
         </w:tc>
@@ -2643,7 +3558,7 @@
           <w:sz w:val="22"/>
           <w:lang w:val="en-US" w:eastAsia="ko-KR"/>
         </w:rPr>
-        <w:t>timer 0 이후 피해·파괴·보상이 발생하지 않는다.</w:t>
+        <w:t>남은 시간이 0초가 된 뒤 피해·파괴·보상이 발생하지 않는다.</w:t>
       </w:r>
     </w:p>
     <w:p>
@@ -2771,7 +3686,7 @@
           <w:sz w:val="22"/>
           <w:lang w:val="en-US" w:eastAsia="ko-KR"/>
         </w:rPr>
-        <w:t>09_MVP/wbs.md — 날짜별 Task·의존성·완료 조건</w:t>
+        <w:t>09_MVP/wbs.md — 날짜별 Task·시작 전 필요한 것·완료 조건</w:t>
       </w:r>
     </w:p>
     <w:tbl>
